--- a/Will_P_S.docx
+++ b/Will_P_S.docx
@@ -160,23 +160,157 @@
           <w:tab w:val="left" w:pos="1134"/>
         </w:tabs>
         <w:spacing w:after="0" w:line="240" w:lineRule="auto"/>
-        <w:ind w:left="1134" w:hanging="567"/>
-        <w:jc w:val="both"/>
-        <w:rPr>
-          <w:rFonts w:asciiTheme="minorEastAsia" w:hAnsiTheme="minorEastAsia"/>
-        </w:rPr>
-      </w:pPr>
-      <w:r>
-        <w:rPr>
-          <w:rFonts w:asciiTheme="minorEastAsia" w:hAnsiTheme="minorEastAsia"/>
-        </w:rPr>
-        <w:t>本人將位於 {{ property_address }} 之物業遺贈予 {{ prop_beneficiary_rel }}{{ prop_beneficiary_name }} ({{ prop_beneficiary_en_name }})，香港身份證號碼 {{ prop_beneficiary_id }} 承受及享用</w:t>
-      </w:r>
+        <w:ind w:left="1134" w:hanging="522"/>
+        <w:jc w:val="both"/>
+        <w:rPr>
+          <w:rFonts w:asciiTheme="minorEastAsia" w:hAnsiTheme="minorEastAsia"/>
+        </w:rPr>
+      </w:pPr>
       <w:r>
         <w:rPr>
           <w:rFonts w:asciiTheme="minorEastAsia" w:hAnsiTheme="minorEastAsia" w:hint="eastAsia"/>
         </w:rPr>
-        <w:t>；</w:t>
+        <w:t xml:space="preserve">{% if prop_beneficiaries|length == 1 %} </w:t>
+      </w:r>
+    </w:p>
+    <w:p>
+      <w:pPr>
+        <w:pStyle w:val="ListParagraph"/>
+        <w:tabs>
+          <w:tab w:val="left" w:pos="1134"/>
+        </w:tabs>
+        <w:spacing w:after="0" w:line="240" w:lineRule="auto"/>
+        <w:ind w:left="1134"/>
+        <w:jc w:val="both"/>
+        <w:rPr>
+          <w:rFonts w:asciiTheme="minorEastAsia" w:hAnsiTheme="minorEastAsia" w:hint="eastAsia"/>
+        </w:rPr>
+      </w:pPr>
+      <w:r>
+        <w:rPr>
+          <w:rFonts w:asciiTheme="minorEastAsia" w:hAnsiTheme="minorEastAsia" w:hint="eastAsia"/>
+        </w:rPr>
+        <w:t xml:space="preserve">本人將位於 {{ property_address }} 之物業遺贈予 {{ prop_beneficiaries[0].rel }}{{ prop_beneficiaries[0].name }} ({{ prop_beneficiaries[0].en_name }})，香港身份證號碼 {{ prop_beneficiaries[0].id }} 承受及享用； </w:t>
+      </w:r>
+    </w:p>
+    <w:p>
+      <w:pPr>
+        <w:pStyle w:val="ListParagraph"/>
+        <w:tabs>
+          <w:tab w:val="left" w:pos="1134"/>
+        </w:tabs>
+        <w:spacing w:after="0" w:line="240" w:lineRule="auto"/>
+        <w:ind w:left="1134"/>
+        <w:jc w:val="both"/>
+        <w:rPr>
+          <w:rFonts w:asciiTheme="minorEastAsia" w:hAnsiTheme="minorEastAsia" w:hint="eastAsia"/>
+        </w:rPr>
+      </w:pPr>
+      <w:r>
+        <w:rPr>
+          <w:rFonts w:asciiTheme="minorEastAsia" w:hAnsiTheme="minorEastAsia" w:hint="eastAsia"/>
+        </w:rPr>
+        <w:t xml:space="preserve">{% else %} </w:t>
+      </w:r>
+    </w:p>
+    <w:p>
+      <w:pPr>
+        <w:pStyle w:val="ListParagraph"/>
+        <w:tabs>
+          <w:tab w:val="left" w:pos="1134"/>
+        </w:tabs>
+        <w:spacing w:after="0" w:line="240" w:lineRule="auto"/>
+        <w:ind w:left="1134"/>
+        <w:jc w:val="both"/>
+        <w:rPr>
+          <w:rFonts w:asciiTheme="minorEastAsia" w:hAnsiTheme="minorEastAsia" w:hint="eastAsia"/>
+        </w:rPr>
+      </w:pPr>
+      <w:r>
+        <w:rPr>
+          <w:rFonts w:asciiTheme="minorEastAsia" w:hAnsiTheme="minorEastAsia" w:hint="eastAsia"/>
+        </w:rPr>
+        <w:t xml:space="preserve">本人將位於 {{ property_address }} 之物業，按下列比例分配： </w:t>
+      </w:r>
+    </w:p>
+    <w:p>
+      <w:pPr>
+        <w:pStyle w:val="ListParagraph"/>
+        <w:tabs>
+          <w:tab w:val="left" w:pos="1134"/>
+        </w:tabs>
+        <w:spacing w:after="0" w:line="240" w:lineRule="auto"/>
+        <w:ind w:left="1134"/>
+        <w:jc w:val="both"/>
+        <w:rPr>
+          <w:rFonts w:asciiTheme="minorEastAsia" w:hAnsiTheme="minorEastAsia" w:hint="eastAsia"/>
+        </w:rPr>
+      </w:pPr>
+      <w:r>
+        <w:rPr>
+          <w:rFonts w:asciiTheme="minorEastAsia" w:hAnsiTheme="minorEastAsia" w:hint="eastAsia"/>
+        </w:rPr>
+        <w:t xml:space="preserve">{% for pb in prop_beneficiaries %} </w:t>
+      </w:r>
+    </w:p>
+    <w:p>
+      <w:pPr>
+        <w:pStyle w:val="ListParagraph"/>
+        <w:tabs>
+          <w:tab w:val="left" w:pos="1134"/>
+        </w:tabs>
+        <w:spacing w:after="0" w:line="240" w:lineRule="auto"/>
+        <w:ind w:left="1134"/>
+        <w:jc w:val="both"/>
+        <w:rPr>
+          <w:rFonts w:asciiTheme="minorEastAsia" w:hAnsiTheme="minorEastAsia" w:hint="eastAsia"/>
+        </w:rPr>
+      </w:pPr>
+      <w:r>
+        <w:rPr>
+          <w:rFonts w:asciiTheme="minorEastAsia" w:hAnsiTheme="minorEastAsia" w:hint="eastAsia"/>
+        </w:rPr>
+        <w:t xml:space="preserve">({{ loop.index }}) {{ pb.share }} 遺贈予 {{ pb.rel }}{{ pb.name }} ({{ pb.en_name }})，香港身份證號碼 {{ pb.id }} 承受及享用{% if loop.last %}；{% else %}；{% endif %} </w:t>
+      </w:r>
+    </w:p>
+    <w:p>
+      <w:pPr>
+        <w:pStyle w:val="ListParagraph"/>
+        <w:tabs>
+          <w:tab w:val="left" w:pos="1134"/>
+        </w:tabs>
+        <w:spacing w:after="0" w:line="240" w:lineRule="auto"/>
+        <w:ind w:left="1134"/>
+        <w:jc w:val="both"/>
+        <w:rPr>
+          <w:rFonts w:asciiTheme="minorEastAsia" w:hAnsiTheme="minorEastAsia" w:hint="eastAsia"/>
+        </w:rPr>
+      </w:pPr>
+      <w:r>
+        <w:rPr>
+          <w:rFonts w:asciiTheme="minorEastAsia" w:hAnsiTheme="minorEastAsia" w:hint="eastAsia"/>
+        </w:rPr>
+        <w:t xml:space="preserve">{% endfor %} </w:t>
+      </w:r>
+    </w:p>
+    <w:p>
+      <w:pPr>
+        <w:pStyle w:val="ListParagraph"/>
+        <w:tabs>
+          <w:tab w:val="left" w:pos="1134"/>
+        </w:tabs>
+        <w:spacing w:after="0" w:line="240" w:lineRule="auto"/>
+        <w:ind w:left="1134"/>
+        <w:jc w:val="both"/>
+        <w:rPr>
+          <w:rFonts w:asciiTheme="minorEastAsia" w:hAnsiTheme="minorEastAsia"/>
+        </w:rPr>
+      </w:pPr>
+      <w:r>
+        <w:rPr>
+          <w:rFonts w:asciiTheme="minorEastAsia" w:hAnsiTheme="minorEastAsia"/>
+        </w:rPr>
+        <w:t>{% endif %}</w:t>
       </w:r>
     </w:p>
     <w:p>
@@ -1416,6 +1550,36 @@
   </w:num>
   <w:num w:numId="4" w16cid:durableId="1166895028">
     <w:abstractNumId w:val="0"/>
+  </w:num>
+  <w:num w:numId="5" w16cid:durableId="363794462">
+    <w:abstractNumId w:val="0"/>
+    <w:lvlOverride w:ilvl="0">
+      <w:startOverride w:val="1"/>
+    </w:lvlOverride>
+    <w:lvlOverride w:ilvl="1">
+      <w:startOverride w:val="1"/>
+    </w:lvlOverride>
+    <w:lvlOverride w:ilvl="2">
+      <w:startOverride w:val="1"/>
+    </w:lvlOverride>
+    <w:lvlOverride w:ilvl="3">
+      <w:startOverride w:val="1"/>
+    </w:lvlOverride>
+    <w:lvlOverride w:ilvl="4">
+      <w:startOverride w:val="1"/>
+    </w:lvlOverride>
+    <w:lvlOverride w:ilvl="5">
+      <w:startOverride w:val="1"/>
+    </w:lvlOverride>
+    <w:lvlOverride w:ilvl="6">
+      <w:startOverride w:val="1"/>
+    </w:lvlOverride>
+    <w:lvlOverride w:ilvl="7">
+      <w:startOverride w:val="1"/>
+    </w:lvlOverride>
+    <w:lvlOverride w:ilvl="8">
+      <w:startOverride w:val="1"/>
+    </w:lvlOverride>
   </w:num>
 </w:numbering>
 </file>
@@ -2023,7 +2187,6 @@
   <w:style w:type="character" w:default="1" w:styleId="DefaultParagraphFont">
     <w:name w:val="Default Paragraph Font"/>
     <w:uiPriority w:val="1"/>
-    <w:semiHidden/>
     <w:unhideWhenUsed/>
   </w:style>
   <w:style w:type="table" w:default="1" w:styleId="TableNormal">

--- a/Will_P_S.docx
+++ b/Will_P_S.docx
@@ -170,7 +170,7 @@
         <w:rPr>
           <w:rFonts w:asciiTheme="minorEastAsia" w:hAnsiTheme="minorEastAsia" w:hint="eastAsia"/>
         </w:rPr>
-        <w:t xml:space="preserve">{% if prop_beneficiaries|length == 1 %} </w:t>
+        <w:t xml:space="preserve">{% if prop_beneficiaries|length == 1 %}本人將位於 {{ property_address }} 之物業遺贈予 {{ prop_beneficiaries[0].rel }}{{ prop_beneficiaries[0].name }} ({{ prop_beneficiaries[0].en_name }})，香港身份證號碼 {{ prop_beneficiaries[0].id }} 承受及享用；{% else %}本人將位於 {{ property_address }} 之物業，按下列比例分配：{% for pb in prop_beneficiaries %} </w:t>
       </w:r>
     </w:p>
     <w:p>
@@ -183,129 +183,15 @@
         <w:ind w:left="1134"/>
         <w:jc w:val="both"/>
         <w:rPr>
+          <w:rFonts w:asciiTheme="minorEastAsia" w:hAnsiTheme="minorEastAsia"/>
+        </w:rPr>
+      </w:pPr>
+      <w:r>
+        <w:rPr>
           <w:rFonts w:asciiTheme="minorEastAsia" w:hAnsiTheme="minorEastAsia" w:hint="eastAsia"/>
         </w:rPr>
-      </w:pPr>
-      <w:r>
-        <w:rPr>
-          <w:rFonts w:asciiTheme="minorEastAsia" w:hAnsiTheme="minorEastAsia" w:hint="eastAsia"/>
-        </w:rPr>
-        <w:t xml:space="preserve">本人將位於 {{ property_address }} 之物業遺贈予 {{ prop_beneficiaries[0].rel }}{{ prop_beneficiaries[0].name }} ({{ prop_beneficiaries[0].en_name }})，香港身份證號碼 {{ prop_beneficiaries[0].id }} 承受及享用； </w:t>
-      </w:r>
-    </w:p>
-    <w:p>
-      <w:pPr>
-        <w:pStyle w:val="ListParagraph"/>
-        <w:tabs>
-          <w:tab w:val="left" w:pos="1134"/>
-        </w:tabs>
-        <w:spacing w:after="0" w:line="240" w:lineRule="auto"/>
-        <w:ind w:left="1134"/>
-        <w:jc w:val="both"/>
-        <w:rPr>
-          <w:rFonts w:asciiTheme="minorEastAsia" w:hAnsiTheme="minorEastAsia" w:hint="eastAsia"/>
-        </w:rPr>
-      </w:pPr>
-      <w:r>
-        <w:rPr>
-          <w:rFonts w:asciiTheme="minorEastAsia" w:hAnsiTheme="minorEastAsia" w:hint="eastAsia"/>
-        </w:rPr>
-        <w:t xml:space="preserve">{% else %} </w:t>
-      </w:r>
-    </w:p>
-    <w:p>
-      <w:pPr>
-        <w:pStyle w:val="ListParagraph"/>
-        <w:tabs>
-          <w:tab w:val="left" w:pos="1134"/>
-        </w:tabs>
-        <w:spacing w:after="0" w:line="240" w:lineRule="auto"/>
-        <w:ind w:left="1134"/>
-        <w:jc w:val="both"/>
-        <w:rPr>
-          <w:rFonts w:asciiTheme="minorEastAsia" w:hAnsiTheme="minorEastAsia" w:hint="eastAsia"/>
-        </w:rPr>
-      </w:pPr>
-      <w:r>
-        <w:rPr>
-          <w:rFonts w:asciiTheme="minorEastAsia" w:hAnsiTheme="minorEastAsia" w:hint="eastAsia"/>
-        </w:rPr>
-        <w:t xml:space="preserve">本人將位於 {{ property_address }} 之物業，按下列比例分配： </w:t>
-      </w:r>
-    </w:p>
-    <w:p>
-      <w:pPr>
-        <w:pStyle w:val="ListParagraph"/>
-        <w:tabs>
-          <w:tab w:val="left" w:pos="1134"/>
-        </w:tabs>
-        <w:spacing w:after="0" w:line="240" w:lineRule="auto"/>
-        <w:ind w:left="1134"/>
-        <w:jc w:val="both"/>
-        <w:rPr>
-          <w:rFonts w:asciiTheme="minorEastAsia" w:hAnsiTheme="minorEastAsia" w:hint="eastAsia"/>
-        </w:rPr>
-      </w:pPr>
-      <w:r>
-        <w:rPr>
-          <w:rFonts w:asciiTheme="minorEastAsia" w:hAnsiTheme="minorEastAsia" w:hint="eastAsia"/>
-        </w:rPr>
-        <w:t xml:space="preserve">{% for pb in prop_beneficiaries %} </w:t>
-      </w:r>
-    </w:p>
-    <w:p>
-      <w:pPr>
-        <w:pStyle w:val="ListParagraph"/>
-        <w:tabs>
-          <w:tab w:val="left" w:pos="1134"/>
-        </w:tabs>
-        <w:spacing w:after="0" w:line="240" w:lineRule="auto"/>
-        <w:ind w:left="1134"/>
-        <w:jc w:val="both"/>
-        <w:rPr>
-          <w:rFonts w:asciiTheme="minorEastAsia" w:hAnsiTheme="minorEastAsia" w:hint="eastAsia"/>
-        </w:rPr>
-      </w:pPr>
-      <w:r>
-        <w:rPr>
-          <w:rFonts w:asciiTheme="minorEastAsia" w:hAnsiTheme="minorEastAsia" w:hint="eastAsia"/>
-        </w:rPr>
-        <w:t xml:space="preserve">({{ loop.index }}) {{ pb.share }} 遺贈予 {{ pb.rel }}{{ pb.name }} ({{ pb.en_name }})，香港身份證號碼 {{ pb.id }} 承受及享用{% if loop.last %}；{% else %}；{% endif %} </w:t>
-      </w:r>
-    </w:p>
-    <w:p>
-      <w:pPr>
-        <w:pStyle w:val="ListParagraph"/>
-        <w:tabs>
-          <w:tab w:val="left" w:pos="1134"/>
-        </w:tabs>
-        <w:spacing w:after="0" w:line="240" w:lineRule="auto"/>
-        <w:ind w:left="1134"/>
-        <w:jc w:val="both"/>
-        <w:rPr>
-          <w:rFonts w:asciiTheme="minorEastAsia" w:hAnsiTheme="minorEastAsia" w:hint="eastAsia"/>
-        </w:rPr>
-      </w:pPr>
-      <w:r>
-        <w:rPr>
-          <w:rFonts w:asciiTheme="minorEastAsia" w:hAnsiTheme="minorEastAsia" w:hint="eastAsia"/>
-        </w:rPr>
-        <w:t xml:space="preserve">{% endfor %} </w:t>
-      </w:r>
-    </w:p>
-    <w:p>
-      <w:pPr>
-        <w:pStyle w:val="ListParagraph"/>
-        <w:tabs>
-          <w:tab w:val="left" w:pos="1134"/>
-        </w:tabs>
-        <w:spacing w:after="0" w:line="240" w:lineRule="auto"/>
-        <w:ind w:left="1134"/>
-        <w:jc w:val="both"/>
-        <w:rPr>
-          <w:rFonts w:asciiTheme="minorEastAsia" w:hAnsiTheme="minorEastAsia"/>
-        </w:rPr>
-      </w:pPr>
+        <w:t>({{ loop.index }}) {{ pb.share }} 遺贈予 {{ pb.rel }}{{ pb.name }} ({{ pb.en_name }})，香港身份證號碼 {{ pb.id }} 承受及享用；{% endfor %}</w:t>
+      </w:r>
       <w:r>
         <w:rPr>
           <w:rFonts w:asciiTheme="minorEastAsia" w:hAnsiTheme="minorEastAsia"/>
@@ -690,6 +576,7 @@
               <w:rPr>
                 <w:rFonts w:asciiTheme="minorEastAsia" w:hAnsiTheme="minorEastAsia"/>
               </w:rPr>
+              <w:lastRenderedPageBreak/>
               <w:t>____________________</w:t>
             </w:r>
           </w:p>
@@ -2187,6 +2074,7 @@
   <w:style w:type="character" w:default="1" w:styleId="DefaultParagraphFont">
     <w:name w:val="Default Paragraph Font"/>
     <w:uiPriority w:val="1"/>
+    <w:semiHidden/>
     <w:unhideWhenUsed/>
   </w:style>
   <w:style w:type="table" w:default="1" w:styleId="TableNormal">

--- a/Will_P_S.docx
+++ b/Will_P_S.docx
@@ -18,8 +18,18 @@
           <w:b/>
           <w:bCs/>
         </w:rPr>
-        <w:t>遺 囑</w:t>
-      </w:r>
+        <w:t xml:space="preserve">遺 </w:t>
+      </w:r>
+      <w:proofErr w:type="gramStart"/>
+      <w:r>
+        <w:rPr>
+          <w:rFonts w:asciiTheme="minorEastAsia" w:hAnsiTheme="minorEastAsia"/>
+          <w:b/>
+          <w:bCs/>
+        </w:rPr>
+        <w:t>囑</w:t>
+      </w:r>
+      <w:proofErr w:type="gramEnd"/>
     </w:p>
     <w:p>
       <w:pPr>
@@ -44,7 +54,91 @@
         <w:rPr>
           <w:rFonts w:asciiTheme="minorEastAsia" w:hAnsiTheme="minorEastAsia"/>
         </w:rPr>
-        <w:t>本人{{testator_name}}（{{testator_en_name}}），香港身份證號碼 {{testator_id}}，現居於{{testator_address}}，婚姻狀況為{{marital_status}}，職業為{{occupation}} 。本人茲鄭重聲明，本人在此取消所有以前訂立之遺囑及遺產處置辦法，並立此最後遺囑。</w:t>
+        <w:t>本人{{</w:t>
+      </w:r>
+      <w:proofErr w:type="spellStart"/>
+      <w:r>
+        <w:rPr>
+          <w:rFonts w:asciiTheme="minorEastAsia" w:hAnsiTheme="minorEastAsia"/>
+        </w:rPr>
+        <w:t>testator_name</w:t>
+      </w:r>
+      <w:proofErr w:type="spellEnd"/>
+      <w:r>
+        <w:rPr>
+          <w:rFonts w:asciiTheme="minorEastAsia" w:hAnsiTheme="minorEastAsia"/>
+        </w:rPr>
+        <w:t>}}（{{</w:t>
+      </w:r>
+      <w:proofErr w:type="spellStart"/>
+      <w:r>
+        <w:rPr>
+          <w:rFonts w:asciiTheme="minorEastAsia" w:hAnsiTheme="minorEastAsia"/>
+        </w:rPr>
+        <w:t>testator_en_name</w:t>
+      </w:r>
+      <w:proofErr w:type="spellEnd"/>
+      <w:r>
+        <w:rPr>
+          <w:rFonts w:asciiTheme="minorEastAsia" w:hAnsiTheme="minorEastAsia"/>
+        </w:rPr>
+        <w:t>}}），香港身份證號碼 {{</w:t>
+      </w:r>
+      <w:proofErr w:type="spellStart"/>
+      <w:r>
+        <w:rPr>
+          <w:rFonts w:asciiTheme="minorEastAsia" w:hAnsiTheme="minorEastAsia"/>
+        </w:rPr>
+        <w:t>testator_id</w:t>
+      </w:r>
+      <w:proofErr w:type="spellEnd"/>
+      <w:r>
+        <w:rPr>
+          <w:rFonts w:asciiTheme="minorEastAsia" w:hAnsiTheme="minorEastAsia"/>
+        </w:rPr>
+        <w:t>}}，現居於{{</w:t>
+      </w:r>
+      <w:proofErr w:type="spellStart"/>
+      <w:r>
+        <w:rPr>
+          <w:rFonts w:asciiTheme="minorEastAsia" w:hAnsiTheme="minorEastAsia"/>
+        </w:rPr>
+        <w:t>testator_address</w:t>
+      </w:r>
+      <w:proofErr w:type="spellEnd"/>
+      <w:r>
+        <w:rPr>
+          <w:rFonts w:asciiTheme="minorEastAsia" w:hAnsiTheme="minorEastAsia"/>
+        </w:rPr>
+        <w:t>}}，婚姻狀況為{{</w:t>
+      </w:r>
+      <w:proofErr w:type="spellStart"/>
+      <w:r>
+        <w:rPr>
+          <w:rFonts w:asciiTheme="minorEastAsia" w:hAnsiTheme="minorEastAsia"/>
+        </w:rPr>
+        <w:t>marital_status</w:t>
+      </w:r>
+      <w:proofErr w:type="spellEnd"/>
+      <w:r>
+        <w:rPr>
+          <w:rFonts w:asciiTheme="minorEastAsia" w:hAnsiTheme="minorEastAsia"/>
+        </w:rPr>
+        <w:t>}}，職業為{{occupation}} 。</w:t>
+      </w:r>
+      <w:proofErr w:type="gramStart"/>
+      <w:r>
+        <w:rPr>
+          <w:rFonts w:asciiTheme="minorEastAsia" w:hAnsiTheme="minorEastAsia"/>
+        </w:rPr>
+        <w:t>本人茲</w:t>
+      </w:r>
+      <w:proofErr w:type="gramEnd"/>
+      <w:r>
+        <w:rPr>
+          <w:rFonts w:asciiTheme="minorEastAsia" w:hAnsiTheme="minorEastAsia"/>
+        </w:rPr>
+        <w:t>鄭重聲明，本人在此取消所有以前訂立之遺囑及遺產處置辦法，並立此最後遺囑。</w:t>
       </w:r>
     </w:p>
     <w:p>
@@ -106,7 +200,63 @@
         <w:rPr>
           <w:rFonts w:asciiTheme="minorEastAsia" w:hAnsiTheme="minorEastAsia"/>
         </w:rPr>
-        <w:t>本人指定及委託{{exec_rel}}{{exec_name}} ({{exec_en_name}})，香港身份證號碼 {{exec_id}} 作為本遺囑之遺囑執行人 。</w:t>
+        <w:t>本人指定及委託{{</w:t>
+      </w:r>
+      <w:proofErr w:type="spellStart"/>
+      <w:r>
+        <w:rPr>
+          <w:rFonts w:asciiTheme="minorEastAsia" w:hAnsiTheme="minorEastAsia"/>
+        </w:rPr>
+        <w:t>exec_rel</w:t>
+      </w:r>
+      <w:proofErr w:type="spellEnd"/>
+      <w:r>
+        <w:rPr>
+          <w:rFonts w:asciiTheme="minorEastAsia" w:hAnsiTheme="minorEastAsia"/>
+        </w:rPr>
+        <w:t>}}{{</w:t>
+      </w:r>
+      <w:proofErr w:type="spellStart"/>
+      <w:r>
+        <w:rPr>
+          <w:rFonts w:asciiTheme="minorEastAsia" w:hAnsiTheme="minorEastAsia"/>
+        </w:rPr>
+        <w:t>exec_name</w:t>
+      </w:r>
+      <w:proofErr w:type="spellEnd"/>
+      <w:r>
+        <w:rPr>
+          <w:rFonts w:asciiTheme="minorEastAsia" w:hAnsiTheme="minorEastAsia"/>
+        </w:rPr>
+        <w:t>}} ({{</w:t>
+      </w:r>
+      <w:proofErr w:type="spellStart"/>
+      <w:r>
+        <w:rPr>
+          <w:rFonts w:asciiTheme="minorEastAsia" w:hAnsiTheme="minorEastAsia"/>
+        </w:rPr>
+        <w:t>exec_en_name</w:t>
+      </w:r>
+      <w:proofErr w:type="spellEnd"/>
+      <w:r>
+        <w:rPr>
+          <w:rFonts w:asciiTheme="minorEastAsia" w:hAnsiTheme="minorEastAsia"/>
+        </w:rPr>
+        <w:t>}})，香港身份證號碼 {{</w:t>
+      </w:r>
+      <w:proofErr w:type="spellStart"/>
+      <w:r>
+        <w:rPr>
+          <w:rFonts w:asciiTheme="minorEastAsia" w:hAnsiTheme="minorEastAsia"/>
+        </w:rPr>
+        <w:t>exec_id</w:t>
+      </w:r>
+      <w:proofErr w:type="spellEnd"/>
+      <w:r>
+        <w:rPr>
+          <w:rFonts w:asciiTheme="minorEastAsia" w:hAnsiTheme="minorEastAsia"/>
+        </w:rPr>
+        <w:t>}} 作為本遺囑之遺囑執行人 。</w:t>
       </w:r>
     </w:p>
     <w:p>
@@ -137,76 +287,40 @@
         <w:rPr>
           <w:rFonts w:asciiTheme="minorEastAsia" w:hAnsiTheme="minorEastAsia"/>
         </w:rPr>
-        <w:t>本人特此將本人名下在各處所有動產及不動產，在清付本人之債項、喪葬費、遺產承辦費、遺產稅(如有)及其它費用後，作以下之安排：</w:t>
+        <w:t>本人特此將本人名下在各處所有動產及不動產，在清</w:t>
+      </w:r>
+      <w:proofErr w:type="gramStart"/>
+      <w:r>
+        <w:rPr>
+          <w:rFonts w:asciiTheme="minorEastAsia" w:hAnsiTheme="minorEastAsia"/>
+        </w:rPr>
+        <w:t>付本</w:t>
+      </w:r>
+      <w:proofErr w:type="gramEnd"/>
+      <w:r>
+        <w:rPr>
+          <w:rFonts w:asciiTheme="minorEastAsia" w:hAnsiTheme="minorEastAsia"/>
+        </w:rPr>
+        <w:t>人</w:t>
+      </w:r>
+      <w:proofErr w:type="gramStart"/>
+      <w:r>
+        <w:rPr>
+          <w:rFonts w:asciiTheme="minorEastAsia" w:hAnsiTheme="minorEastAsia"/>
+        </w:rPr>
+        <w:t>之債項</w:t>
+      </w:r>
+      <w:proofErr w:type="gramEnd"/>
+      <w:r>
+        <w:rPr>
+          <w:rFonts w:asciiTheme="minorEastAsia" w:hAnsiTheme="minorEastAsia"/>
+        </w:rPr>
+        <w:t>、喪葬費、遺產承辦費、遺產稅(如有)及其它費用後，作以下之安排：</w:t>
       </w:r>
     </w:p>
     <w:p>
       <w:pPr>
         <w:spacing w:after="0" w:line="240" w:lineRule="auto"/>
-        <w:jc w:val="both"/>
-        <w:rPr>
-          <w:rFonts w:asciiTheme="minorEastAsia" w:hAnsiTheme="minorEastAsia"/>
-        </w:rPr>
-      </w:pPr>
-    </w:p>
-    <w:p>
-      <w:pPr>
-        <w:pStyle w:val="ListParagraph"/>
-        <w:numPr>
-          <w:ilvl w:val="0"/>
-          <w:numId w:val="4"/>
-        </w:numPr>
-        <w:tabs>
-          <w:tab w:val="left" w:pos="1134"/>
-        </w:tabs>
-        <w:spacing w:after="0" w:line="240" w:lineRule="auto"/>
-        <w:ind w:left="1134" w:hanging="522"/>
-        <w:jc w:val="both"/>
-        <w:rPr>
-          <w:rFonts w:asciiTheme="minorEastAsia" w:hAnsiTheme="minorEastAsia"/>
-        </w:rPr>
-      </w:pPr>
-      <w:r>
-        <w:rPr>
-          <w:rFonts w:asciiTheme="minorEastAsia" w:hAnsiTheme="minorEastAsia" w:hint="eastAsia"/>
-        </w:rPr>
-        <w:t xml:space="preserve">{% if prop_beneficiaries|length == 1 %}本人將位於 {{ property_address }} 之物業遺贈予 {{ prop_beneficiaries[0].rel }}{{ prop_beneficiaries[0].name }} ({{ prop_beneficiaries[0].en_name }})，香港身份證號碼 {{ prop_beneficiaries[0].id }} 承受及享用；{% else %}本人將位於 {{ property_address }} 之物業，按下列比例分配：{% for pb in prop_beneficiaries %} </w:t>
-      </w:r>
-    </w:p>
-    <w:p>
-      <w:pPr>
-        <w:pStyle w:val="ListParagraph"/>
-        <w:tabs>
-          <w:tab w:val="left" w:pos="1134"/>
-        </w:tabs>
-        <w:spacing w:after="0" w:line="240" w:lineRule="auto"/>
-        <w:ind w:left="1134"/>
-        <w:jc w:val="both"/>
-        <w:rPr>
-          <w:rFonts w:asciiTheme="minorEastAsia" w:hAnsiTheme="minorEastAsia"/>
-        </w:rPr>
-      </w:pPr>
-      <w:r>
-        <w:rPr>
-          <w:rFonts w:asciiTheme="minorEastAsia" w:hAnsiTheme="minorEastAsia" w:hint="eastAsia"/>
-        </w:rPr>
-        <w:t>({{ loop.index }}) {{ pb.share }} 遺贈予 {{ pb.rel }}{{ pb.name }} ({{ pb.en_name }})，香港身份證號碼 {{ pb.id }} 承受及享用；{% endfor %}</w:t>
-      </w:r>
-      <w:r>
-        <w:rPr>
-          <w:rFonts w:asciiTheme="minorEastAsia" w:hAnsiTheme="minorEastAsia"/>
-        </w:rPr>
-        <w:t>{% endif %}</w:t>
-      </w:r>
-    </w:p>
-    <w:p>
-      <w:pPr>
-        <w:pStyle w:val="ListParagraph"/>
-        <w:tabs>
-          <w:tab w:val="left" w:pos="1134"/>
-        </w:tabs>
-        <w:spacing w:after="0" w:line="240" w:lineRule="auto"/>
-        <w:ind w:left="1134"/>
         <w:jc w:val="both"/>
         <w:rPr>
           <w:rFonts w:asciiTheme="minorEastAsia" w:hAnsiTheme="minorEastAsia"/>
@@ -234,7 +348,551 @@
         <w:rPr>
           <w:rFonts w:asciiTheme="minorEastAsia" w:hAnsiTheme="minorEastAsia"/>
         </w:rPr>
-        <w:t>除上述物業外，本人之全部遺產遺贈予 {{ beneficiaries[0].rel }}{{ beneficiaries[0].name }} ({{ beneficiaries[0].en_name }})，香港身份證號碼 {{ beneficiaries[0].id }} 承受及享用。</w:t>
+        <w:t xml:space="preserve">{% if </w:t>
+      </w:r>
+      <w:proofErr w:type="spellStart"/>
+      <w:r>
+        <w:rPr>
+          <w:rFonts w:asciiTheme="minorEastAsia" w:hAnsiTheme="minorEastAsia"/>
+        </w:rPr>
+        <w:t>prop_beneficiaries|length</w:t>
+      </w:r>
+      <w:proofErr w:type="spellEnd"/>
+      <w:r>
+        <w:rPr>
+          <w:rFonts w:asciiTheme="minorEastAsia" w:hAnsiTheme="minorEastAsia"/>
+        </w:rPr>
+        <w:t xml:space="preserve"> == 1 %}本人將位於 {{ </w:t>
+      </w:r>
+      <w:proofErr w:type="spellStart"/>
+      <w:r>
+        <w:rPr>
+          <w:rFonts w:asciiTheme="minorEastAsia" w:hAnsiTheme="minorEastAsia"/>
+        </w:rPr>
+        <w:t>property_address</w:t>
+      </w:r>
+      <w:proofErr w:type="spellEnd"/>
+      <w:r>
+        <w:rPr>
+          <w:rFonts w:asciiTheme="minorEastAsia" w:hAnsiTheme="minorEastAsia"/>
+        </w:rPr>
+        <w:t xml:space="preserve"> }} 之物業遺贈予 {{ </w:t>
+      </w:r>
+      <w:proofErr w:type="spellStart"/>
+      <w:r>
+        <w:rPr>
+          <w:rFonts w:asciiTheme="minorEastAsia" w:hAnsiTheme="minorEastAsia"/>
+        </w:rPr>
+        <w:t>prop_beneficiaries</w:t>
+      </w:r>
+      <w:proofErr w:type="spellEnd"/>
+      <w:r>
+        <w:rPr>
+          <w:rFonts w:asciiTheme="minorEastAsia" w:hAnsiTheme="minorEastAsia"/>
+        </w:rPr>
+        <w:t>[0].</w:t>
+      </w:r>
+      <w:proofErr w:type="spellStart"/>
+      <w:r>
+        <w:rPr>
+          <w:rFonts w:asciiTheme="minorEastAsia" w:hAnsiTheme="minorEastAsia"/>
+        </w:rPr>
+        <w:t>rel</w:t>
+      </w:r>
+      <w:proofErr w:type="spellEnd"/>
+      <w:r>
+        <w:rPr>
+          <w:rFonts w:asciiTheme="minorEastAsia" w:hAnsiTheme="minorEastAsia"/>
+        </w:rPr>
+        <w:t xml:space="preserve"> }}{{ </w:t>
+      </w:r>
+      <w:proofErr w:type="spellStart"/>
+      <w:r>
+        <w:rPr>
+          <w:rFonts w:asciiTheme="minorEastAsia" w:hAnsiTheme="minorEastAsia"/>
+        </w:rPr>
+        <w:t>prop_beneficiaries</w:t>
+      </w:r>
+      <w:proofErr w:type="spellEnd"/>
+      <w:r>
+        <w:rPr>
+          <w:rFonts w:asciiTheme="minorEastAsia" w:hAnsiTheme="minorEastAsia"/>
+        </w:rPr>
+        <w:t xml:space="preserve">[0].name }} ({{ </w:t>
+      </w:r>
+      <w:proofErr w:type="spellStart"/>
+      <w:r>
+        <w:rPr>
+          <w:rFonts w:asciiTheme="minorEastAsia" w:hAnsiTheme="minorEastAsia"/>
+        </w:rPr>
+        <w:t>prop_beneficiaries</w:t>
+      </w:r>
+      <w:proofErr w:type="spellEnd"/>
+      <w:r>
+        <w:rPr>
+          <w:rFonts w:asciiTheme="minorEastAsia" w:hAnsiTheme="minorEastAsia"/>
+        </w:rPr>
+        <w:t>[0].</w:t>
+      </w:r>
+      <w:proofErr w:type="spellStart"/>
+      <w:r>
+        <w:rPr>
+          <w:rFonts w:asciiTheme="minorEastAsia" w:hAnsiTheme="minorEastAsia"/>
+        </w:rPr>
+        <w:t>en_name</w:t>
+      </w:r>
+      <w:proofErr w:type="spellEnd"/>
+      <w:r>
+        <w:rPr>
+          <w:rFonts w:asciiTheme="minorEastAsia" w:hAnsiTheme="minorEastAsia"/>
+        </w:rPr>
+        <w:t xml:space="preserve"> }})，香港身份證號碼 {{ </w:t>
+      </w:r>
+      <w:proofErr w:type="spellStart"/>
+      <w:r>
+        <w:rPr>
+          <w:rFonts w:asciiTheme="minorEastAsia" w:hAnsiTheme="minorEastAsia"/>
+        </w:rPr>
+        <w:t>prop_beneficiaries</w:t>
+      </w:r>
+      <w:proofErr w:type="spellEnd"/>
+      <w:r>
+        <w:rPr>
+          <w:rFonts w:asciiTheme="minorEastAsia" w:hAnsiTheme="minorEastAsia"/>
+        </w:rPr>
+        <w:t xml:space="preserve">[0].id }} 承受及享用； {% else %} 本人將位於 {{ </w:t>
+      </w:r>
+      <w:proofErr w:type="spellStart"/>
+      <w:r>
+        <w:rPr>
+          <w:rFonts w:asciiTheme="minorEastAsia" w:hAnsiTheme="minorEastAsia"/>
+        </w:rPr>
+        <w:t>property_address</w:t>
+      </w:r>
+      <w:proofErr w:type="spellEnd"/>
+      <w:r>
+        <w:rPr>
+          <w:rFonts w:asciiTheme="minorEastAsia" w:hAnsiTheme="minorEastAsia"/>
+        </w:rPr>
+        <w:t xml:space="preserve"> }} 之物業，按下列比例分配： {% for pb in </w:t>
+      </w:r>
+      <w:proofErr w:type="spellStart"/>
+      <w:r>
+        <w:rPr>
+          <w:rFonts w:asciiTheme="minorEastAsia" w:hAnsiTheme="minorEastAsia"/>
+        </w:rPr>
+        <w:t>prop_beneficiaries</w:t>
+      </w:r>
+      <w:proofErr w:type="spellEnd"/>
+      <w:r>
+        <w:rPr>
+          <w:rFonts w:asciiTheme="minorEastAsia" w:hAnsiTheme="minorEastAsia"/>
+        </w:rPr>
+        <w:t xml:space="preserve"> %} </w:t>
+      </w:r>
+    </w:p>
+    <w:p>
+      <w:pPr>
+        <w:pStyle w:val="ListParagraph"/>
+        <w:tabs>
+          <w:tab w:val="left" w:pos="1134"/>
+        </w:tabs>
+        <w:spacing w:after="0" w:line="240" w:lineRule="auto"/>
+        <w:ind w:left="1134"/>
+        <w:jc w:val="both"/>
+        <w:rPr>
+          <w:rFonts w:asciiTheme="minorEastAsia" w:hAnsiTheme="minorEastAsia"/>
+        </w:rPr>
+      </w:pPr>
+      <w:r>
+        <w:rPr>
+          <w:rFonts w:asciiTheme="minorEastAsia" w:hAnsiTheme="minorEastAsia"/>
+        </w:rPr>
+        <w:t>(</w:t>
+      </w:r>
+      <w:proofErr w:type="gramStart"/>
+      <w:r>
+        <w:rPr>
+          <w:rFonts w:asciiTheme="minorEastAsia" w:hAnsiTheme="minorEastAsia"/>
+        </w:rPr>
+        <w:t xml:space="preserve">{{ </w:t>
+      </w:r>
+      <w:proofErr w:type="spellStart"/>
+      <w:r>
+        <w:rPr>
+          <w:rFonts w:asciiTheme="minorEastAsia" w:hAnsiTheme="minorEastAsia"/>
+        </w:rPr>
+        <w:t>loop</w:t>
+      </w:r>
+      <w:proofErr w:type="gramEnd"/>
+      <w:r>
+        <w:rPr>
+          <w:rFonts w:asciiTheme="minorEastAsia" w:hAnsiTheme="minorEastAsia"/>
+        </w:rPr>
+        <w:t>.</w:t>
+      </w:r>
+      <w:proofErr w:type="gramStart"/>
+      <w:r>
+        <w:rPr>
+          <w:rFonts w:asciiTheme="minorEastAsia" w:hAnsiTheme="minorEastAsia"/>
+        </w:rPr>
+        <w:t>index</w:t>
+      </w:r>
+      <w:proofErr w:type="spellEnd"/>
+      <w:r>
+        <w:rPr>
+          <w:rFonts w:asciiTheme="minorEastAsia" w:hAnsiTheme="minorEastAsia"/>
+        </w:rPr>
+        <w:t xml:space="preserve"> }</w:t>
+      </w:r>
+      <w:proofErr w:type="gramEnd"/>
+      <w:r>
+        <w:rPr>
+          <w:rFonts w:asciiTheme="minorEastAsia" w:hAnsiTheme="minorEastAsia"/>
+        </w:rPr>
+        <w:t xml:space="preserve">}) </w:t>
+      </w:r>
+      <w:proofErr w:type="gramStart"/>
+      <w:r>
+        <w:rPr>
+          <w:rFonts w:asciiTheme="minorEastAsia" w:hAnsiTheme="minorEastAsia"/>
+        </w:rPr>
+        <w:t xml:space="preserve">{{ </w:t>
+      </w:r>
+      <w:proofErr w:type="spellStart"/>
+      <w:r>
+        <w:rPr>
+          <w:rFonts w:asciiTheme="minorEastAsia" w:hAnsiTheme="minorEastAsia"/>
+        </w:rPr>
+        <w:t>pb</w:t>
+      </w:r>
+      <w:proofErr w:type="gramEnd"/>
+      <w:r>
+        <w:rPr>
+          <w:rFonts w:asciiTheme="minorEastAsia" w:hAnsiTheme="minorEastAsia"/>
+        </w:rPr>
+        <w:t>.</w:t>
+      </w:r>
+      <w:proofErr w:type="gramStart"/>
+      <w:r>
+        <w:rPr>
+          <w:rFonts w:asciiTheme="minorEastAsia" w:hAnsiTheme="minorEastAsia"/>
+        </w:rPr>
+        <w:t>share</w:t>
+      </w:r>
+      <w:proofErr w:type="spellEnd"/>
+      <w:r>
+        <w:rPr>
+          <w:rFonts w:asciiTheme="minorEastAsia" w:hAnsiTheme="minorEastAsia"/>
+        </w:rPr>
+        <w:t xml:space="preserve"> }</w:t>
+      </w:r>
+      <w:proofErr w:type="gramEnd"/>
+      <w:r>
+        <w:rPr>
+          <w:rFonts w:asciiTheme="minorEastAsia" w:hAnsiTheme="minorEastAsia"/>
+        </w:rPr>
+        <w:t xml:space="preserve">} 遺贈予 </w:t>
+      </w:r>
+      <w:proofErr w:type="gramStart"/>
+      <w:r>
+        <w:rPr>
+          <w:rFonts w:asciiTheme="minorEastAsia" w:hAnsiTheme="minorEastAsia"/>
+        </w:rPr>
+        <w:t xml:space="preserve">{{ </w:t>
+      </w:r>
+      <w:proofErr w:type="spellStart"/>
+      <w:r>
+        <w:rPr>
+          <w:rFonts w:asciiTheme="minorEastAsia" w:hAnsiTheme="minorEastAsia"/>
+        </w:rPr>
+        <w:t>pb.rel</w:t>
+      </w:r>
+      <w:proofErr w:type="spellEnd"/>
+      <w:proofErr w:type="gramEnd"/>
+      <w:r>
+        <w:rPr>
+          <w:rFonts w:asciiTheme="minorEastAsia" w:hAnsiTheme="minorEastAsia"/>
+        </w:rPr>
+        <w:t xml:space="preserve"> </w:t>
+      </w:r>
+      <w:proofErr w:type="gramStart"/>
+      <w:r>
+        <w:rPr>
+          <w:rFonts w:asciiTheme="minorEastAsia" w:hAnsiTheme="minorEastAsia"/>
+        </w:rPr>
+        <w:t>}}{{ pb.name</w:t>
+      </w:r>
+      <w:proofErr w:type="gramEnd"/>
+      <w:r>
+        <w:rPr>
+          <w:rFonts w:asciiTheme="minorEastAsia" w:hAnsiTheme="minorEastAsia"/>
+        </w:rPr>
+        <w:t xml:space="preserve"> }} (</w:t>
+      </w:r>
+      <w:proofErr w:type="gramStart"/>
+      <w:r>
+        <w:rPr>
+          <w:rFonts w:asciiTheme="minorEastAsia" w:hAnsiTheme="minorEastAsia"/>
+        </w:rPr>
+        <w:t xml:space="preserve">{{ </w:t>
+      </w:r>
+      <w:proofErr w:type="spellStart"/>
+      <w:r>
+        <w:rPr>
+          <w:rFonts w:asciiTheme="minorEastAsia" w:hAnsiTheme="minorEastAsia"/>
+        </w:rPr>
+        <w:t>pb</w:t>
+      </w:r>
+      <w:proofErr w:type="gramEnd"/>
+      <w:r>
+        <w:rPr>
+          <w:rFonts w:asciiTheme="minorEastAsia" w:hAnsiTheme="minorEastAsia"/>
+        </w:rPr>
+        <w:t>.en_</w:t>
+      </w:r>
+      <w:proofErr w:type="gramStart"/>
+      <w:r>
+        <w:rPr>
+          <w:rFonts w:asciiTheme="minorEastAsia" w:hAnsiTheme="minorEastAsia"/>
+        </w:rPr>
+        <w:t>name</w:t>
+      </w:r>
+      <w:proofErr w:type="spellEnd"/>
+      <w:r>
+        <w:rPr>
+          <w:rFonts w:asciiTheme="minorEastAsia" w:hAnsiTheme="minorEastAsia"/>
+        </w:rPr>
+        <w:t xml:space="preserve"> }})，</w:t>
+      </w:r>
+      <w:proofErr w:type="gramEnd"/>
+      <w:r>
+        <w:rPr>
+          <w:rFonts w:asciiTheme="minorEastAsia" w:hAnsiTheme="minorEastAsia"/>
+        </w:rPr>
+        <w:t xml:space="preserve">香港身份證號碼 </w:t>
+      </w:r>
+      <w:proofErr w:type="gramStart"/>
+      <w:r>
+        <w:rPr>
+          <w:rFonts w:asciiTheme="minorEastAsia" w:hAnsiTheme="minorEastAsia"/>
+        </w:rPr>
+        <w:t>{{ pb.id</w:t>
+      </w:r>
+      <w:proofErr w:type="gramEnd"/>
+      <w:r>
+        <w:rPr>
+          <w:rFonts w:asciiTheme="minorEastAsia" w:hAnsiTheme="minorEastAsia"/>
+        </w:rPr>
+        <w:t xml:space="preserve"> }} 承受及享用</w:t>
+      </w:r>
+      <w:proofErr w:type="gramStart"/>
+      <w:r>
+        <w:rPr>
+          <w:rFonts w:asciiTheme="minorEastAsia" w:hAnsiTheme="minorEastAsia"/>
+        </w:rPr>
+        <w:t>；{</w:t>
+      </w:r>
+      <w:proofErr w:type="gramEnd"/>
+      <w:r>
+        <w:rPr>
+          <w:rFonts w:asciiTheme="minorEastAsia" w:hAnsiTheme="minorEastAsia"/>
+        </w:rPr>
+        <w:t xml:space="preserve">% </w:t>
+      </w:r>
+      <w:proofErr w:type="spellStart"/>
+      <w:proofErr w:type="gramStart"/>
+      <w:r>
+        <w:rPr>
+          <w:rFonts w:asciiTheme="minorEastAsia" w:hAnsiTheme="minorEastAsia"/>
+        </w:rPr>
+        <w:t>endfor</w:t>
+      </w:r>
+      <w:proofErr w:type="spellEnd"/>
+      <w:r>
+        <w:rPr>
+          <w:rFonts w:asciiTheme="minorEastAsia" w:hAnsiTheme="minorEastAsia"/>
+        </w:rPr>
+        <w:t xml:space="preserve"> %} </w:t>
+      </w:r>
+      <w:r>
+        <w:rPr>
+          <w:rFonts w:asciiTheme="minorEastAsia" w:hAnsiTheme="minorEastAsia"/>
+        </w:rPr>
+        <w:t>{</w:t>
+      </w:r>
+      <w:proofErr w:type="gramEnd"/>
+      <w:r>
+        <w:rPr>
+          <w:rFonts w:asciiTheme="minorEastAsia" w:hAnsiTheme="minorEastAsia"/>
+        </w:rPr>
+        <w:t xml:space="preserve">% </w:t>
+      </w:r>
+      <w:proofErr w:type="gramStart"/>
+      <w:r>
+        <w:rPr>
+          <w:rFonts w:asciiTheme="minorEastAsia" w:hAnsiTheme="minorEastAsia"/>
+        </w:rPr>
+        <w:t>endif %}</w:t>
+      </w:r>
+      <w:proofErr w:type="gramEnd"/>
+    </w:p>
+    <w:p>
+      <w:pPr>
+        <w:pStyle w:val="ListParagraph"/>
+        <w:tabs>
+          <w:tab w:val="left" w:pos="1134"/>
+        </w:tabs>
+        <w:spacing w:after="0" w:line="240" w:lineRule="auto"/>
+        <w:ind w:left="1134"/>
+        <w:jc w:val="both"/>
+        <w:rPr>
+          <w:rFonts w:asciiTheme="minorEastAsia" w:hAnsiTheme="minorEastAsia"/>
+        </w:rPr>
+      </w:pPr>
+    </w:p>
+    <w:p>
+      <w:pPr>
+        <w:pStyle w:val="ListParagraph"/>
+        <w:numPr>
+          <w:ilvl w:val="0"/>
+          <w:numId w:val="4"/>
+        </w:numPr>
+        <w:tabs>
+          <w:tab w:val="left" w:pos="1134"/>
+        </w:tabs>
+        <w:spacing w:after="0" w:line="240" w:lineRule="auto"/>
+        <w:ind w:left="1134" w:hanging="567"/>
+        <w:jc w:val="both"/>
+        <w:rPr>
+          <w:rFonts w:asciiTheme="minorEastAsia" w:hAnsiTheme="minorEastAsia"/>
+        </w:rPr>
+      </w:pPr>
+      <w:r>
+        <w:rPr>
+          <w:rFonts w:asciiTheme="minorEastAsia" w:hAnsiTheme="minorEastAsia"/>
+        </w:rPr>
+        <w:t>除上述物業外，本人之全部遺產遺贈予 {{ beneficiaries[0].</w:t>
+      </w:r>
+      <w:proofErr w:type="spellStart"/>
+      <w:proofErr w:type="gramStart"/>
+      <w:r>
+        <w:rPr>
+          <w:rFonts w:asciiTheme="minorEastAsia" w:hAnsiTheme="minorEastAsia"/>
+        </w:rPr>
+        <w:t>rel</w:t>
+      </w:r>
+      <w:proofErr w:type="spellEnd"/>
+      <w:r>
+        <w:rPr>
+          <w:rFonts w:asciiTheme="minorEastAsia" w:hAnsiTheme="minorEastAsia"/>
+        </w:rPr>
+        <w:t xml:space="preserve"> }}{{ beneficiaries</w:t>
+      </w:r>
+      <w:proofErr w:type="gramEnd"/>
+      <w:r>
+        <w:rPr>
+          <w:rFonts w:asciiTheme="minorEastAsia" w:hAnsiTheme="minorEastAsia"/>
+        </w:rPr>
+        <w:t>[0].</w:t>
+      </w:r>
+      <w:proofErr w:type="gramStart"/>
+      <w:r>
+        <w:rPr>
+          <w:rFonts w:asciiTheme="minorEastAsia" w:hAnsiTheme="minorEastAsia"/>
+        </w:rPr>
+        <w:t>name }</w:t>
+      </w:r>
+      <w:proofErr w:type="gramEnd"/>
+      <w:r>
+        <w:rPr>
+          <w:rFonts w:asciiTheme="minorEastAsia" w:hAnsiTheme="minorEastAsia"/>
+        </w:rPr>
+        <w:t>} (</w:t>
+      </w:r>
+      <w:proofErr w:type="gramStart"/>
+      <w:r>
+        <w:rPr>
+          <w:rFonts w:asciiTheme="minorEastAsia" w:hAnsiTheme="minorEastAsia"/>
+        </w:rPr>
+        <w:t>{{ beneficiaries</w:t>
+      </w:r>
+      <w:proofErr w:type="gramEnd"/>
+      <w:r>
+        <w:rPr>
+          <w:rFonts w:asciiTheme="minorEastAsia" w:hAnsiTheme="minorEastAsia"/>
+        </w:rPr>
+        <w:t>[0</w:t>
+      </w:r>
+      <w:proofErr w:type="gramStart"/>
+      <w:r>
+        <w:rPr>
+          <w:rFonts w:asciiTheme="minorEastAsia" w:hAnsiTheme="minorEastAsia"/>
+        </w:rPr>
+        <w:t>].</w:t>
+      </w:r>
+      <w:proofErr w:type="spellStart"/>
+      <w:r>
+        <w:rPr>
+          <w:rFonts w:asciiTheme="minorEastAsia" w:hAnsiTheme="minorEastAsia"/>
+        </w:rPr>
+        <w:t>en</w:t>
+      </w:r>
+      <w:proofErr w:type="gramEnd"/>
+      <w:r>
+        <w:rPr>
+          <w:rFonts w:asciiTheme="minorEastAsia" w:hAnsiTheme="minorEastAsia"/>
+        </w:rPr>
+        <w:t>_</w:t>
+      </w:r>
+      <w:proofErr w:type="gramStart"/>
+      <w:r>
+        <w:rPr>
+          <w:rFonts w:asciiTheme="minorEastAsia" w:hAnsiTheme="minorEastAsia"/>
+        </w:rPr>
+        <w:t>name</w:t>
+      </w:r>
+      <w:proofErr w:type="spellEnd"/>
+      <w:r>
+        <w:rPr>
+          <w:rFonts w:asciiTheme="minorEastAsia" w:hAnsiTheme="minorEastAsia"/>
+        </w:rPr>
+        <w:t xml:space="preserve"> }})，</w:t>
+      </w:r>
+      <w:proofErr w:type="gramEnd"/>
+      <w:r>
+        <w:rPr>
+          <w:rFonts w:asciiTheme="minorEastAsia" w:hAnsiTheme="minorEastAsia"/>
+        </w:rPr>
+        <w:t xml:space="preserve">香港身份證號碼 </w:t>
+      </w:r>
+      <w:proofErr w:type="gramStart"/>
+      <w:r>
+        <w:rPr>
+          <w:rFonts w:asciiTheme="minorEastAsia" w:hAnsiTheme="minorEastAsia"/>
+        </w:rPr>
+        <w:t>{{ beneficiaries</w:t>
+      </w:r>
+      <w:proofErr w:type="gramEnd"/>
+      <w:r>
+        <w:rPr>
+          <w:rFonts w:asciiTheme="minorEastAsia" w:hAnsiTheme="minorEastAsia"/>
+        </w:rPr>
+        <w:t>[0].</w:t>
+      </w:r>
+      <w:proofErr w:type="gramStart"/>
+      <w:r>
+        <w:rPr>
+          <w:rFonts w:asciiTheme="minorEastAsia" w:hAnsiTheme="minorEastAsia"/>
+        </w:rPr>
+        <w:t>id }</w:t>
+      </w:r>
+      <w:proofErr w:type="gramEnd"/>
+      <w:r>
+        <w:rPr>
+          <w:rFonts w:asciiTheme="minorEastAsia" w:hAnsiTheme="minorEastAsia"/>
+        </w:rPr>
+        <w:t>} 承受及享用。</w:t>
       </w:r>
     </w:p>
     <w:p>
@@ -264,7 +922,21 @@
         <w:rPr>
           <w:rFonts w:asciiTheme="minorEastAsia" w:hAnsiTheme="minorEastAsia"/>
         </w:rPr>
-        <w:t>此囑。</w:t>
+        <w:t>此</w:t>
+      </w:r>
+      <w:proofErr w:type="gramStart"/>
+      <w:r>
+        <w:rPr>
+          <w:rFonts w:asciiTheme="minorEastAsia" w:hAnsiTheme="minorEastAsia"/>
+        </w:rPr>
+        <w:t>囑</w:t>
+      </w:r>
+      <w:proofErr w:type="gramEnd"/>
+      <w:r>
+        <w:rPr>
+          <w:rFonts w:asciiTheme="minorEastAsia" w:hAnsiTheme="minorEastAsia"/>
+        </w:rPr>
+        <w:t>。</w:t>
       </w:r>
     </w:p>
     <w:tbl>
@@ -357,7 +1029,21 @@
         <w:rPr>
           <w:rFonts w:asciiTheme="minorEastAsia" w:hAnsiTheme="minorEastAsia"/>
         </w:rPr>
-        <w:t>立遺囑人： {{testator_name}}</w:t>
+        <w:t>立遺囑人： {{</w:t>
+      </w:r>
+      <w:proofErr w:type="spellStart"/>
+      <w:r>
+        <w:rPr>
+          <w:rFonts w:asciiTheme="minorEastAsia" w:hAnsiTheme="minorEastAsia"/>
+        </w:rPr>
+        <w:t>testator_name</w:t>
+      </w:r>
+      <w:proofErr w:type="spellEnd"/>
+      <w:r>
+        <w:rPr>
+          <w:rFonts w:asciiTheme="minorEastAsia" w:hAnsiTheme="minorEastAsia"/>
+        </w:rPr>
+        <w:t>}}</w:t>
       </w:r>
     </w:p>
     <w:p>
@@ -442,19 +1128,103 @@
         <w:rPr>
           <w:rFonts w:asciiTheme="minorEastAsia" w:hAnsiTheme="minorEastAsia"/>
         </w:rPr>
-        <w:t>上開遺囑，經吾等在場見證，由</w:t>
-      </w:r>
-      <w:r>
-        <w:rPr>
-          <w:rFonts w:asciiTheme="minorEastAsia" w:hAnsiTheme="minorEastAsia"/>
-        </w:rPr>
-        <w:t>{{testator_name}}（{{testator_en_name}}）</w:t>
-      </w:r>
-      <w:r>
-        <w:rPr>
-          <w:rFonts w:asciiTheme="minorEastAsia" w:hAnsiTheme="minorEastAsia"/>
-        </w:rPr>
-        <w:t>親自簽署，作為其最後囑書；同時吾等應其所請，為之見證，於簽署名字作見證人時，該立遺囑人與吾等二人均同時在場，此證 。</w:t>
+        <w:t>上開遺囑，經</w:t>
+      </w:r>
+      <w:proofErr w:type="gramStart"/>
+      <w:r>
+        <w:rPr>
+          <w:rFonts w:asciiTheme="minorEastAsia" w:hAnsiTheme="minorEastAsia"/>
+        </w:rPr>
+        <w:t>吾等在場見證</w:t>
+      </w:r>
+      <w:proofErr w:type="gramEnd"/>
+      <w:r>
+        <w:rPr>
+          <w:rFonts w:asciiTheme="minorEastAsia" w:hAnsiTheme="minorEastAsia"/>
+        </w:rPr>
+        <w:t>，由</w:t>
+      </w:r>
+      <w:r>
+        <w:rPr>
+          <w:rFonts w:asciiTheme="minorEastAsia" w:hAnsiTheme="minorEastAsia"/>
+        </w:rPr>
+        <w:t>{{</w:t>
+      </w:r>
+      <w:proofErr w:type="spellStart"/>
+      <w:r>
+        <w:rPr>
+          <w:rFonts w:asciiTheme="minorEastAsia" w:hAnsiTheme="minorEastAsia"/>
+        </w:rPr>
+        <w:t>testator_name</w:t>
+      </w:r>
+      <w:proofErr w:type="spellEnd"/>
+      <w:r>
+        <w:rPr>
+          <w:rFonts w:asciiTheme="minorEastAsia" w:hAnsiTheme="minorEastAsia"/>
+        </w:rPr>
+        <w:t>}}（{{</w:t>
+      </w:r>
+      <w:proofErr w:type="spellStart"/>
+      <w:r>
+        <w:rPr>
+          <w:rFonts w:asciiTheme="minorEastAsia" w:hAnsiTheme="minorEastAsia"/>
+        </w:rPr>
+        <w:t>testator_en_name</w:t>
+      </w:r>
+      <w:proofErr w:type="spellEnd"/>
+      <w:r>
+        <w:rPr>
+          <w:rFonts w:asciiTheme="minorEastAsia" w:hAnsiTheme="minorEastAsia"/>
+        </w:rPr>
+        <w:t>}}）</w:t>
+      </w:r>
+      <w:r>
+        <w:rPr>
+          <w:rFonts w:asciiTheme="minorEastAsia" w:hAnsiTheme="minorEastAsia"/>
+        </w:rPr>
+        <w:t>親自簽署，作為其最後</w:t>
+      </w:r>
+      <w:proofErr w:type="gramStart"/>
+      <w:r>
+        <w:rPr>
+          <w:rFonts w:asciiTheme="minorEastAsia" w:hAnsiTheme="minorEastAsia"/>
+        </w:rPr>
+        <w:t>囑</w:t>
+      </w:r>
+      <w:proofErr w:type="gramEnd"/>
+      <w:r>
+        <w:rPr>
+          <w:rFonts w:asciiTheme="minorEastAsia" w:hAnsiTheme="minorEastAsia"/>
+        </w:rPr>
+        <w:t>書；同時吾等應其所請，為之見證，於簽署名字作見證人時，</w:t>
+      </w:r>
+      <w:proofErr w:type="gramStart"/>
+      <w:r>
+        <w:rPr>
+          <w:rFonts w:asciiTheme="minorEastAsia" w:hAnsiTheme="minorEastAsia"/>
+        </w:rPr>
+        <w:t>該立遺囑</w:t>
+      </w:r>
+      <w:proofErr w:type="gramEnd"/>
+      <w:r>
+        <w:rPr>
+          <w:rFonts w:asciiTheme="minorEastAsia" w:hAnsiTheme="minorEastAsia"/>
+        </w:rPr>
+        <w:t>人與吾等二人均</w:t>
+      </w:r>
+      <w:proofErr w:type="gramStart"/>
+      <w:r>
+        <w:rPr>
+          <w:rFonts w:asciiTheme="minorEastAsia" w:hAnsiTheme="minorEastAsia"/>
+        </w:rPr>
+        <w:t>同時在場</w:t>
+      </w:r>
+      <w:proofErr w:type="gramEnd"/>
+      <w:r>
+        <w:rPr>
+          <w:rFonts w:asciiTheme="minorEastAsia" w:hAnsiTheme="minorEastAsia"/>
+        </w:rPr>
+        <w:t>，此證 。</w:t>
       </w:r>
     </w:p>
     <w:p>
@@ -617,9 +1387,15 @@
             </w:pPr>
             <w:r>
               <w:rPr>
+                <w:rFonts w:asciiTheme="minorEastAsia" w:hAnsiTheme="minorEastAsia"/>
+              </w:rPr>
+              <w:t>(</w:t>
+            </w:r>
+            <w:r>
+              <w:rPr>
                 <w:rFonts w:asciiTheme="minorEastAsia" w:hAnsiTheme="minorEastAsia" w:hint="eastAsia"/>
               </w:rPr>
-              <w:t xml:space="preserve">（         </w:t>
+              <w:t xml:space="preserve">           </w:t>
             </w:r>
             <w:r>
               <w:rPr>
@@ -629,9 +1405,10 @@
             </w:r>
             <w:r>
               <w:rPr>
-                <w:rFonts w:asciiTheme="minorEastAsia" w:hAnsiTheme="minorEastAsia" w:hint="eastAsia"/>
+                <w:rFonts w:asciiTheme="minorEastAsia" w:hAnsiTheme="minorEastAsia"/>
               </w:rPr>
-              <w:t xml:space="preserve">  ）</w:t>
+              <w:tab/>
+              <w:t>)</w:t>
             </w:r>
           </w:p>
         </w:tc>
@@ -878,6 +1655,7 @@
         </w:rPr>
         <w:t xml:space="preserve"> </w:t>
       </w:r>
+      <w:proofErr w:type="gramStart"/>
       <w:r>
         <w:rPr>
           <w:rFonts w:asciiTheme="minorEastAsia" w:hAnsiTheme="minorEastAsia" w:hint="eastAsia"/>
@@ -886,6 +1664,7 @@
         </w:rPr>
         <w:t>囑</w:t>
       </w:r>
+      <w:proofErr w:type="gramEnd"/>
     </w:p>
     <w:p>
       <w:pPr>

--- a/Will_P_S.docx
+++ b/Will_P_S.docx
@@ -18,28 +18,18 @@
           <w:b/>
           <w:bCs/>
         </w:rPr>
-        <w:t xml:space="preserve">遺 </w:t>
-      </w:r>
-      <w:proofErr w:type="gramStart"/>
-      <w:r>
+        <w:t>遺 囑</w:t>
+      </w:r>
+    </w:p>
+    <w:p>
+      <w:pPr>
+        <w:spacing w:after="0" w:line="240" w:lineRule="auto"/>
+        <w:jc w:val="center"/>
         <w:rPr>
           <w:rFonts w:asciiTheme="minorEastAsia" w:hAnsiTheme="minorEastAsia"/>
           <w:b/>
           <w:bCs/>
         </w:rPr>
-        <w:t>囑</w:t>
-      </w:r>
-      <w:proofErr w:type="gramEnd"/>
-    </w:p>
-    <w:p>
-      <w:pPr>
-        <w:spacing w:after="0" w:line="240" w:lineRule="auto"/>
-        <w:jc w:val="center"/>
-        <w:rPr>
-          <w:rFonts w:asciiTheme="minorEastAsia" w:hAnsiTheme="minorEastAsia"/>
-          <w:b/>
-          <w:bCs/>
-        </w:rPr>
       </w:pPr>
     </w:p>
     <w:p>
@@ -54,91 +44,7 @@
         <w:rPr>
           <w:rFonts w:asciiTheme="minorEastAsia" w:hAnsiTheme="minorEastAsia"/>
         </w:rPr>
-        <w:t>本人{{</w:t>
-      </w:r>
-      <w:proofErr w:type="spellStart"/>
-      <w:r>
-        <w:rPr>
-          <w:rFonts w:asciiTheme="minorEastAsia" w:hAnsiTheme="minorEastAsia"/>
-        </w:rPr>
-        <w:t>testator_name</w:t>
-      </w:r>
-      <w:proofErr w:type="spellEnd"/>
-      <w:r>
-        <w:rPr>
-          <w:rFonts w:asciiTheme="minorEastAsia" w:hAnsiTheme="minorEastAsia"/>
-        </w:rPr>
-        <w:t>}}（{{</w:t>
-      </w:r>
-      <w:proofErr w:type="spellStart"/>
-      <w:r>
-        <w:rPr>
-          <w:rFonts w:asciiTheme="minorEastAsia" w:hAnsiTheme="minorEastAsia"/>
-        </w:rPr>
-        <w:t>testator_en_name</w:t>
-      </w:r>
-      <w:proofErr w:type="spellEnd"/>
-      <w:r>
-        <w:rPr>
-          <w:rFonts w:asciiTheme="minorEastAsia" w:hAnsiTheme="minorEastAsia"/>
-        </w:rPr>
-        <w:t>}}），香港身份證號碼 {{</w:t>
-      </w:r>
-      <w:proofErr w:type="spellStart"/>
-      <w:r>
-        <w:rPr>
-          <w:rFonts w:asciiTheme="minorEastAsia" w:hAnsiTheme="minorEastAsia"/>
-        </w:rPr>
-        <w:t>testator_id</w:t>
-      </w:r>
-      <w:proofErr w:type="spellEnd"/>
-      <w:r>
-        <w:rPr>
-          <w:rFonts w:asciiTheme="minorEastAsia" w:hAnsiTheme="minorEastAsia"/>
-        </w:rPr>
-        <w:t>}}，現居於{{</w:t>
-      </w:r>
-      <w:proofErr w:type="spellStart"/>
-      <w:r>
-        <w:rPr>
-          <w:rFonts w:asciiTheme="minorEastAsia" w:hAnsiTheme="minorEastAsia"/>
-        </w:rPr>
-        <w:t>testator_address</w:t>
-      </w:r>
-      <w:proofErr w:type="spellEnd"/>
-      <w:r>
-        <w:rPr>
-          <w:rFonts w:asciiTheme="minorEastAsia" w:hAnsiTheme="minorEastAsia"/>
-        </w:rPr>
-        <w:t>}}，婚姻狀況為{{</w:t>
-      </w:r>
-      <w:proofErr w:type="spellStart"/>
-      <w:r>
-        <w:rPr>
-          <w:rFonts w:asciiTheme="minorEastAsia" w:hAnsiTheme="minorEastAsia"/>
-        </w:rPr>
-        <w:t>marital_status</w:t>
-      </w:r>
-      <w:proofErr w:type="spellEnd"/>
-      <w:r>
-        <w:rPr>
-          <w:rFonts w:asciiTheme="minorEastAsia" w:hAnsiTheme="minorEastAsia"/>
-        </w:rPr>
-        <w:t>}}，職業為{{occupation}} 。</w:t>
-      </w:r>
-      <w:proofErr w:type="gramStart"/>
-      <w:r>
-        <w:rPr>
-          <w:rFonts w:asciiTheme="minorEastAsia" w:hAnsiTheme="minorEastAsia"/>
-        </w:rPr>
-        <w:t>本人茲</w:t>
-      </w:r>
-      <w:proofErr w:type="gramEnd"/>
-      <w:r>
-        <w:rPr>
-          <w:rFonts w:asciiTheme="minorEastAsia" w:hAnsiTheme="minorEastAsia"/>
-        </w:rPr>
-        <w:t>鄭重聲明，本人在此取消所有以前訂立之遺囑及遺產處置辦法，並立此最後遺囑。</w:t>
+        <w:t>本人{{testator_name}}（{{testator_en_name}}），香港身份證號碼 {{testator_id}}，現居於{{testator_address}}，婚姻狀況為{{marital_status}}，職業為{{occupation}} 。本人茲鄭重聲明，本人在此取消所有以前訂立之遺囑及遺產處置辦法，並立此最後遺囑。</w:t>
       </w:r>
     </w:p>
     <w:p>
@@ -200,63 +106,7 @@
         <w:rPr>
           <w:rFonts w:asciiTheme="minorEastAsia" w:hAnsiTheme="minorEastAsia"/>
         </w:rPr>
-        <w:t>本人指定及委託{{</w:t>
-      </w:r>
-      <w:proofErr w:type="spellStart"/>
-      <w:r>
-        <w:rPr>
-          <w:rFonts w:asciiTheme="minorEastAsia" w:hAnsiTheme="minorEastAsia"/>
-        </w:rPr>
-        <w:t>exec_rel</w:t>
-      </w:r>
-      <w:proofErr w:type="spellEnd"/>
-      <w:r>
-        <w:rPr>
-          <w:rFonts w:asciiTheme="minorEastAsia" w:hAnsiTheme="minorEastAsia"/>
-        </w:rPr>
-        <w:t>}}{{</w:t>
-      </w:r>
-      <w:proofErr w:type="spellStart"/>
-      <w:r>
-        <w:rPr>
-          <w:rFonts w:asciiTheme="minorEastAsia" w:hAnsiTheme="minorEastAsia"/>
-        </w:rPr>
-        <w:t>exec_name</w:t>
-      </w:r>
-      <w:proofErr w:type="spellEnd"/>
-      <w:r>
-        <w:rPr>
-          <w:rFonts w:asciiTheme="minorEastAsia" w:hAnsiTheme="minorEastAsia"/>
-        </w:rPr>
-        <w:t>}} ({{</w:t>
-      </w:r>
-      <w:proofErr w:type="spellStart"/>
-      <w:r>
-        <w:rPr>
-          <w:rFonts w:asciiTheme="minorEastAsia" w:hAnsiTheme="minorEastAsia"/>
-        </w:rPr>
-        <w:t>exec_en_name</w:t>
-      </w:r>
-      <w:proofErr w:type="spellEnd"/>
-      <w:r>
-        <w:rPr>
-          <w:rFonts w:asciiTheme="minorEastAsia" w:hAnsiTheme="minorEastAsia"/>
-        </w:rPr>
-        <w:t>}})，香港身份證號碼 {{</w:t>
-      </w:r>
-      <w:proofErr w:type="spellStart"/>
-      <w:r>
-        <w:rPr>
-          <w:rFonts w:asciiTheme="minorEastAsia" w:hAnsiTheme="minorEastAsia"/>
-        </w:rPr>
-        <w:t>exec_id</w:t>
-      </w:r>
-      <w:proofErr w:type="spellEnd"/>
-      <w:r>
-        <w:rPr>
-          <w:rFonts w:asciiTheme="minorEastAsia" w:hAnsiTheme="minorEastAsia"/>
-        </w:rPr>
-        <w:t>}} 作為本遺囑之遺囑執行人 。</w:t>
+        <w:t>本人指定及委託{{exec_rel}}{{exec_name}} ({{exec_en_name}})，香港身份證號碼 {{exec_id}} 作為本遺囑之遺囑執行人 。</w:t>
       </w:r>
     </w:p>
     <w:p>
@@ -287,35 +137,7 @@
         <w:rPr>
           <w:rFonts w:asciiTheme="minorEastAsia" w:hAnsiTheme="minorEastAsia"/>
         </w:rPr>
-        <w:t>本人特此將本人名下在各處所有動產及不動產，在清</w:t>
-      </w:r>
-      <w:proofErr w:type="gramStart"/>
-      <w:r>
-        <w:rPr>
-          <w:rFonts w:asciiTheme="minorEastAsia" w:hAnsiTheme="minorEastAsia"/>
-        </w:rPr>
-        <w:t>付本</w:t>
-      </w:r>
-      <w:proofErr w:type="gramEnd"/>
-      <w:r>
-        <w:rPr>
-          <w:rFonts w:asciiTheme="minorEastAsia" w:hAnsiTheme="minorEastAsia"/>
-        </w:rPr>
-        <w:t>人</w:t>
-      </w:r>
-      <w:proofErr w:type="gramStart"/>
-      <w:r>
-        <w:rPr>
-          <w:rFonts w:asciiTheme="minorEastAsia" w:hAnsiTheme="minorEastAsia"/>
-        </w:rPr>
-        <w:t>之債項</w:t>
-      </w:r>
-      <w:proofErr w:type="gramEnd"/>
-      <w:r>
-        <w:rPr>
-          <w:rFonts w:asciiTheme="minorEastAsia" w:hAnsiTheme="minorEastAsia"/>
-        </w:rPr>
-        <w:t>、喪葬費、遺產承辦費、遺產稅(如有)及其它費用後，作以下之安排：</w:t>
+        <w:t>本人特此將本人名下在各處所有動產及不動產，在清付本人之債項、喪葬費、遺產承辦費、遺產稅(如有)及其它費用後，作以下之安排：</w:t>
       </w:r>
     </w:p>
     <w:p>
@@ -348,147 +170,7 @@
         <w:rPr>
           <w:rFonts w:asciiTheme="minorEastAsia" w:hAnsiTheme="minorEastAsia"/>
         </w:rPr>
-        <w:t xml:space="preserve">{% if </w:t>
-      </w:r>
-      <w:proofErr w:type="spellStart"/>
-      <w:r>
-        <w:rPr>
-          <w:rFonts w:asciiTheme="minorEastAsia" w:hAnsiTheme="minorEastAsia"/>
-        </w:rPr>
-        <w:t>prop_beneficiaries|length</w:t>
-      </w:r>
-      <w:proofErr w:type="spellEnd"/>
-      <w:r>
-        <w:rPr>
-          <w:rFonts w:asciiTheme="minorEastAsia" w:hAnsiTheme="minorEastAsia"/>
-        </w:rPr>
-        <w:t xml:space="preserve"> == 1 %}本人將位於 {{ </w:t>
-      </w:r>
-      <w:proofErr w:type="spellStart"/>
-      <w:r>
-        <w:rPr>
-          <w:rFonts w:asciiTheme="minorEastAsia" w:hAnsiTheme="minorEastAsia"/>
-        </w:rPr>
-        <w:t>property_address</w:t>
-      </w:r>
-      <w:proofErr w:type="spellEnd"/>
-      <w:r>
-        <w:rPr>
-          <w:rFonts w:asciiTheme="minorEastAsia" w:hAnsiTheme="minorEastAsia"/>
-        </w:rPr>
-        <w:t xml:space="preserve"> }} 之物業遺贈予 {{ </w:t>
-      </w:r>
-      <w:proofErr w:type="spellStart"/>
-      <w:r>
-        <w:rPr>
-          <w:rFonts w:asciiTheme="minorEastAsia" w:hAnsiTheme="minorEastAsia"/>
-        </w:rPr>
-        <w:t>prop_beneficiaries</w:t>
-      </w:r>
-      <w:proofErr w:type="spellEnd"/>
-      <w:r>
-        <w:rPr>
-          <w:rFonts w:asciiTheme="minorEastAsia" w:hAnsiTheme="minorEastAsia"/>
-        </w:rPr>
-        <w:t>[0].</w:t>
-      </w:r>
-      <w:proofErr w:type="spellStart"/>
-      <w:r>
-        <w:rPr>
-          <w:rFonts w:asciiTheme="minorEastAsia" w:hAnsiTheme="minorEastAsia"/>
-        </w:rPr>
-        <w:t>rel</w:t>
-      </w:r>
-      <w:proofErr w:type="spellEnd"/>
-      <w:r>
-        <w:rPr>
-          <w:rFonts w:asciiTheme="minorEastAsia" w:hAnsiTheme="minorEastAsia"/>
-        </w:rPr>
-        <w:t xml:space="preserve"> }}{{ </w:t>
-      </w:r>
-      <w:proofErr w:type="spellStart"/>
-      <w:r>
-        <w:rPr>
-          <w:rFonts w:asciiTheme="minorEastAsia" w:hAnsiTheme="minorEastAsia"/>
-        </w:rPr>
-        <w:t>prop_beneficiaries</w:t>
-      </w:r>
-      <w:proofErr w:type="spellEnd"/>
-      <w:r>
-        <w:rPr>
-          <w:rFonts w:asciiTheme="minorEastAsia" w:hAnsiTheme="minorEastAsia"/>
-        </w:rPr>
-        <w:t xml:space="preserve">[0].name }} ({{ </w:t>
-      </w:r>
-      <w:proofErr w:type="spellStart"/>
-      <w:r>
-        <w:rPr>
-          <w:rFonts w:asciiTheme="minorEastAsia" w:hAnsiTheme="minorEastAsia"/>
-        </w:rPr>
-        <w:t>prop_beneficiaries</w:t>
-      </w:r>
-      <w:proofErr w:type="spellEnd"/>
-      <w:r>
-        <w:rPr>
-          <w:rFonts w:asciiTheme="minorEastAsia" w:hAnsiTheme="minorEastAsia"/>
-        </w:rPr>
-        <w:t>[0].</w:t>
-      </w:r>
-      <w:proofErr w:type="spellStart"/>
-      <w:r>
-        <w:rPr>
-          <w:rFonts w:asciiTheme="minorEastAsia" w:hAnsiTheme="minorEastAsia"/>
-        </w:rPr>
-        <w:t>en_name</w:t>
-      </w:r>
-      <w:proofErr w:type="spellEnd"/>
-      <w:r>
-        <w:rPr>
-          <w:rFonts w:asciiTheme="minorEastAsia" w:hAnsiTheme="minorEastAsia"/>
-        </w:rPr>
-        <w:t xml:space="preserve"> }})，香港身份證號碼 {{ </w:t>
-      </w:r>
-      <w:proofErr w:type="spellStart"/>
-      <w:r>
-        <w:rPr>
-          <w:rFonts w:asciiTheme="minorEastAsia" w:hAnsiTheme="minorEastAsia"/>
-        </w:rPr>
-        <w:t>prop_beneficiaries</w:t>
-      </w:r>
-      <w:proofErr w:type="spellEnd"/>
-      <w:r>
-        <w:rPr>
-          <w:rFonts w:asciiTheme="minorEastAsia" w:hAnsiTheme="minorEastAsia"/>
-        </w:rPr>
-        <w:t xml:space="preserve">[0].id }} 承受及享用； {% else %} 本人將位於 {{ </w:t>
-      </w:r>
-      <w:proofErr w:type="spellStart"/>
-      <w:r>
-        <w:rPr>
-          <w:rFonts w:asciiTheme="minorEastAsia" w:hAnsiTheme="minorEastAsia"/>
-        </w:rPr>
-        <w:t>property_address</w:t>
-      </w:r>
-      <w:proofErr w:type="spellEnd"/>
-      <w:r>
-        <w:rPr>
-          <w:rFonts w:asciiTheme="minorEastAsia" w:hAnsiTheme="minorEastAsia"/>
-        </w:rPr>
-        <w:t xml:space="preserve"> }} 之物業，按下列比例分配： {% for pb in </w:t>
-      </w:r>
-      <w:proofErr w:type="spellStart"/>
-      <w:r>
-        <w:rPr>
-          <w:rFonts w:asciiTheme="minorEastAsia" w:hAnsiTheme="minorEastAsia"/>
-        </w:rPr>
-        <w:t>prop_beneficiaries</w:t>
-      </w:r>
-      <w:proofErr w:type="spellEnd"/>
-      <w:r>
-        <w:rPr>
-          <w:rFonts w:asciiTheme="minorEastAsia" w:hAnsiTheme="minorEastAsia"/>
-        </w:rPr>
-        <w:t xml:space="preserve"> %} </w:t>
+        <w:t xml:space="preserve">{% if prop_beneficiaries|length == 1 %}本人將位於 {{ property_address }} 之物業遺贈予 {{ prop_beneficiaries[0].rel }}{{ prop_beneficiaries[0].name }} ({{ prop_beneficiaries[0].en_name }})，香港身份證號碼 {{ prop_beneficiaries[0].id }} 承受及享用； {% else %} 本人將位於 {{ property_address }} 之物業，按下列比例分配： {% for pb in prop_beneficiaries %} </w:t>
       </w:r>
     </w:p>
     <w:p>
@@ -508,234 +190,14 @@
         <w:rPr>
           <w:rFonts w:asciiTheme="minorEastAsia" w:hAnsiTheme="minorEastAsia"/>
         </w:rPr>
-        <w:t>(</w:t>
-      </w:r>
-      <w:proofErr w:type="gramStart"/>
-      <w:r>
-        <w:rPr>
-          <w:rFonts w:asciiTheme="minorEastAsia" w:hAnsiTheme="minorEastAsia"/>
-        </w:rPr>
-        <w:t xml:space="preserve">{{ </w:t>
-      </w:r>
-      <w:proofErr w:type="spellStart"/>
-      <w:r>
-        <w:rPr>
-          <w:rFonts w:asciiTheme="minorEastAsia" w:hAnsiTheme="minorEastAsia"/>
-        </w:rPr>
-        <w:t>loop</w:t>
-      </w:r>
-      <w:proofErr w:type="gramEnd"/>
-      <w:r>
-        <w:rPr>
-          <w:rFonts w:asciiTheme="minorEastAsia" w:hAnsiTheme="minorEastAsia"/>
-        </w:rPr>
-        <w:t>.</w:t>
-      </w:r>
-      <w:proofErr w:type="gramStart"/>
-      <w:r>
-        <w:rPr>
-          <w:rFonts w:asciiTheme="minorEastAsia" w:hAnsiTheme="minorEastAsia"/>
-        </w:rPr>
-        <w:t>index</w:t>
-      </w:r>
-      <w:proofErr w:type="spellEnd"/>
-      <w:r>
-        <w:rPr>
-          <w:rFonts w:asciiTheme="minorEastAsia" w:hAnsiTheme="minorEastAsia"/>
-        </w:rPr>
-        <w:t xml:space="preserve"> }</w:t>
-      </w:r>
-      <w:proofErr w:type="gramEnd"/>
-      <w:r>
-        <w:rPr>
-          <w:rFonts w:asciiTheme="minorEastAsia" w:hAnsiTheme="minorEastAsia"/>
-        </w:rPr>
-        <w:t xml:space="preserve">}) </w:t>
-      </w:r>
-      <w:proofErr w:type="gramStart"/>
-      <w:r>
-        <w:rPr>
-          <w:rFonts w:asciiTheme="minorEastAsia" w:hAnsiTheme="minorEastAsia"/>
-        </w:rPr>
-        <w:t xml:space="preserve">{{ </w:t>
-      </w:r>
-      <w:proofErr w:type="spellStart"/>
-      <w:r>
-        <w:rPr>
-          <w:rFonts w:asciiTheme="minorEastAsia" w:hAnsiTheme="minorEastAsia"/>
-        </w:rPr>
-        <w:t>pb</w:t>
-      </w:r>
-      <w:proofErr w:type="gramEnd"/>
-      <w:r>
-        <w:rPr>
-          <w:rFonts w:asciiTheme="minorEastAsia" w:hAnsiTheme="minorEastAsia"/>
-        </w:rPr>
-        <w:t>.</w:t>
-      </w:r>
-      <w:proofErr w:type="gramStart"/>
-      <w:r>
-        <w:rPr>
-          <w:rFonts w:asciiTheme="minorEastAsia" w:hAnsiTheme="minorEastAsia"/>
-        </w:rPr>
-        <w:t>share</w:t>
-      </w:r>
-      <w:proofErr w:type="spellEnd"/>
-      <w:r>
-        <w:rPr>
-          <w:rFonts w:asciiTheme="minorEastAsia" w:hAnsiTheme="minorEastAsia"/>
-        </w:rPr>
-        <w:t xml:space="preserve"> }</w:t>
-      </w:r>
-      <w:proofErr w:type="gramEnd"/>
-      <w:r>
-        <w:rPr>
-          <w:rFonts w:asciiTheme="minorEastAsia" w:hAnsiTheme="minorEastAsia"/>
-        </w:rPr>
-        <w:t xml:space="preserve">} 遺贈予 </w:t>
-      </w:r>
-      <w:proofErr w:type="gramStart"/>
-      <w:r>
-        <w:rPr>
-          <w:rFonts w:asciiTheme="minorEastAsia" w:hAnsiTheme="minorEastAsia"/>
-        </w:rPr>
-        <w:t xml:space="preserve">{{ </w:t>
-      </w:r>
-      <w:proofErr w:type="spellStart"/>
-      <w:r>
-        <w:rPr>
-          <w:rFonts w:asciiTheme="minorEastAsia" w:hAnsiTheme="minorEastAsia"/>
-        </w:rPr>
-        <w:t>pb.rel</w:t>
-      </w:r>
-      <w:proofErr w:type="spellEnd"/>
-      <w:proofErr w:type="gramEnd"/>
-      <w:r>
-        <w:rPr>
-          <w:rFonts w:asciiTheme="minorEastAsia" w:hAnsiTheme="minorEastAsia"/>
-        </w:rPr>
-        <w:t xml:space="preserve"> </w:t>
-      </w:r>
-      <w:proofErr w:type="gramStart"/>
-      <w:r>
-        <w:rPr>
-          <w:rFonts w:asciiTheme="minorEastAsia" w:hAnsiTheme="minorEastAsia"/>
-        </w:rPr>
-        <w:t>}}{{ pb.name</w:t>
-      </w:r>
-      <w:proofErr w:type="gramEnd"/>
-      <w:r>
-        <w:rPr>
-          <w:rFonts w:asciiTheme="minorEastAsia" w:hAnsiTheme="minorEastAsia"/>
-        </w:rPr>
-        <w:t xml:space="preserve"> }} (</w:t>
-      </w:r>
-      <w:proofErr w:type="gramStart"/>
-      <w:r>
-        <w:rPr>
-          <w:rFonts w:asciiTheme="minorEastAsia" w:hAnsiTheme="minorEastAsia"/>
-        </w:rPr>
-        <w:t xml:space="preserve">{{ </w:t>
-      </w:r>
-      <w:proofErr w:type="spellStart"/>
-      <w:r>
-        <w:rPr>
-          <w:rFonts w:asciiTheme="minorEastAsia" w:hAnsiTheme="minorEastAsia"/>
-        </w:rPr>
-        <w:t>pb</w:t>
-      </w:r>
-      <w:proofErr w:type="gramEnd"/>
-      <w:r>
-        <w:rPr>
-          <w:rFonts w:asciiTheme="minorEastAsia" w:hAnsiTheme="minorEastAsia"/>
-        </w:rPr>
-        <w:t>.en_</w:t>
-      </w:r>
-      <w:proofErr w:type="gramStart"/>
-      <w:r>
-        <w:rPr>
-          <w:rFonts w:asciiTheme="minorEastAsia" w:hAnsiTheme="minorEastAsia"/>
-        </w:rPr>
-        <w:t>name</w:t>
-      </w:r>
-      <w:proofErr w:type="spellEnd"/>
-      <w:r>
-        <w:rPr>
-          <w:rFonts w:asciiTheme="minorEastAsia" w:hAnsiTheme="minorEastAsia"/>
-        </w:rPr>
-        <w:t xml:space="preserve"> }})，</w:t>
-      </w:r>
-      <w:proofErr w:type="gramEnd"/>
-      <w:r>
-        <w:rPr>
-          <w:rFonts w:asciiTheme="minorEastAsia" w:hAnsiTheme="minorEastAsia"/>
-        </w:rPr>
-        <w:t xml:space="preserve">香港身份證號碼 </w:t>
-      </w:r>
-      <w:proofErr w:type="gramStart"/>
-      <w:r>
-        <w:rPr>
-          <w:rFonts w:asciiTheme="minorEastAsia" w:hAnsiTheme="minorEastAsia"/>
-        </w:rPr>
-        <w:t>{{ pb.id</w:t>
-      </w:r>
-      <w:proofErr w:type="gramEnd"/>
-      <w:r>
-        <w:rPr>
-          <w:rFonts w:asciiTheme="minorEastAsia" w:hAnsiTheme="minorEastAsia"/>
-        </w:rPr>
-        <w:t xml:space="preserve"> }} 承受及享用</w:t>
-      </w:r>
-      <w:proofErr w:type="gramStart"/>
-      <w:r>
-        <w:rPr>
-          <w:rFonts w:asciiTheme="minorEastAsia" w:hAnsiTheme="minorEastAsia"/>
-        </w:rPr>
-        <w:t>；{</w:t>
-      </w:r>
-      <w:proofErr w:type="gramEnd"/>
-      <w:r>
-        <w:rPr>
-          <w:rFonts w:asciiTheme="minorEastAsia" w:hAnsiTheme="minorEastAsia"/>
-        </w:rPr>
-        <w:t xml:space="preserve">% </w:t>
-      </w:r>
-      <w:proofErr w:type="spellStart"/>
-      <w:proofErr w:type="gramStart"/>
-      <w:r>
-        <w:rPr>
-          <w:rFonts w:asciiTheme="minorEastAsia" w:hAnsiTheme="minorEastAsia"/>
-        </w:rPr>
-        <w:t>endfor</w:t>
-      </w:r>
-      <w:proofErr w:type="spellEnd"/>
-      <w:r>
-        <w:rPr>
-          <w:rFonts w:asciiTheme="minorEastAsia" w:hAnsiTheme="minorEastAsia"/>
-        </w:rPr>
-        <w:t xml:space="preserve"> %} </w:t>
-      </w:r>
-      <w:r>
-        <w:rPr>
-          <w:rFonts w:asciiTheme="minorEastAsia" w:hAnsiTheme="minorEastAsia"/>
-        </w:rPr>
-        <w:t>{</w:t>
-      </w:r>
-      <w:proofErr w:type="gramEnd"/>
-      <w:r>
-        <w:rPr>
-          <w:rFonts w:asciiTheme="minorEastAsia" w:hAnsiTheme="minorEastAsia"/>
-        </w:rPr>
-        <w:t xml:space="preserve">% </w:t>
-      </w:r>
-      <w:proofErr w:type="gramStart"/>
-      <w:r>
-        <w:rPr>
-          <w:rFonts w:asciiTheme="minorEastAsia" w:hAnsiTheme="minorEastAsia"/>
-        </w:rPr>
-        <w:t>endif %}</w:t>
-      </w:r>
-      <w:proofErr w:type="gramEnd"/>
+        <w:t xml:space="preserve">({{ loop.index }}) {{ pb.share }} 遺贈予 {{ pb.rel }}{{ pb.name }} ({{ pb.en_name }})，香港身份證號碼 {{ pb.id }} 承受及享用；{% endfor %} </w:t>
+      </w:r>
+      <w:r>
+        <w:rPr>
+          <w:rFonts w:asciiTheme="minorEastAsia" w:hAnsiTheme="minorEastAsia"/>
+        </w:rPr>
+        <w:t>{% endif %}</w:t>
+      </w:r>
     </w:p>
     <w:p>
       <w:pPr>
@@ -772,127 +234,7 @@
         <w:rPr>
           <w:rFonts w:asciiTheme="minorEastAsia" w:hAnsiTheme="minorEastAsia"/>
         </w:rPr>
-        <w:t>除上述物業外，本人之全部遺產遺贈予 {{ beneficiaries[0].</w:t>
-      </w:r>
-      <w:proofErr w:type="spellStart"/>
-      <w:proofErr w:type="gramStart"/>
-      <w:r>
-        <w:rPr>
-          <w:rFonts w:asciiTheme="minorEastAsia" w:hAnsiTheme="minorEastAsia"/>
-        </w:rPr>
-        <w:t>rel</w:t>
-      </w:r>
-      <w:proofErr w:type="spellEnd"/>
-      <w:r>
-        <w:rPr>
-          <w:rFonts w:asciiTheme="minorEastAsia" w:hAnsiTheme="minorEastAsia"/>
-        </w:rPr>
-        <w:t xml:space="preserve"> }}{{ beneficiaries</w:t>
-      </w:r>
-      <w:proofErr w:type="gramEnd"/>
-      <w:r>
-        <w:rPr>
-          <w:rFonts w:asciiTheme="minorEastAsia" w:hAnsiTheme="minorEastAsia"/>
-        </w:rPr>
-        <w:t>[0].</w:t>
-      </w:r>
-      <w:proofErr w:type="gramStart"/>
-      <w:r>
-        <w:rPr>
-          <w:rFonts w:asciiTheme="minorEastAsia" w:hAnsiTheme="minorEastAsia"/>
-        </w:rPr>
-        <w:t>name }</w:t>
-      </w:r>
-      <w:proofErr w:type="gramEnd"/>
-      <w:r>
-        <w:rPr>
-          <w:rFonts w:asciiTheme="minorEastAsia" w:hAnsiTheme="minorEastAsia"/>
-        </w:rPr>
-        <w:t>} (</w:t>
-      </w:r>
-      <w:proofErr w:type="gramStart"/>
-      <w:r>
-        <w:rPr>
-          <w:rFonts w:asciiTheme="minorEastAsia" w:hAnsiTheme="minorEastAsia"/>
-        </w:rPr>
-        <w:t>{{ beneficiaries</w:t>
-      </w:r>
-      <w:proofErr w:type="gramEnd"/>
-      <w:r>
-        <w:rPr>
-          <w:rFonts w:asciiTheme="minorEastAsia" w:hAnsiTheme="minorEastAsia"/>
-        </w:rPr>
-        <w:t>[0</w:t>
-      </w:r>
-      <w:proofErr w:type="gramStart"/>
-      <w:r>
-        <w:rPr>
-          <w:rFonts w:asciiTheme="minorEastAsia" w:hAnsiTheme="minorEastAsia"/>
-        </w:rPr>
-        <w:t>].</w:t>
-      </w:r>
-      <w:proofErr w:type="spellStart"/>
-      <w:r>
-        <w:rPr>
-          <w:rFonts w:asciiTheme="minorEastAsia" w:hAnsiTheme="minorEastAsia"/>
-        </w:rPr>
-        <w:t>en</w:t>
-      </w:r>
-      <w:proofErr w:type="gramEnd"/>
-      <w:r>
-        <w:rPr>
-          <w:rFonts w:asciiTheme="minorEastAsia" w:hAnsiTheme="minorEastAsia"/>
-        </w:rPr>
-        <w:t>_</w:t>
-      </w:r>
-      <w:proofErr w:type="gramStart"/>
-      <w:r>
-        <w:rPr>
-          <w:rFonts w:asciiTheme="minorEastAsia" w:hAnsiTheme="minorEastAsia"/>
-        </w:rPr>
-        <w:t>name</w:t>
-      </w:r>
-      <w:proofErr w:type="spellEnd"/>
-      <w:r>
-        <w:rPr>
-          <w:rFonts w:asciiTheme="minorEastAsia" w:hAnsiTheme="minorEastAsia"/>
-        </w:rPr>
-        <w:t xml:space="preserve"> }})，</w:t>
-      </w:r>
-      <w:proofErr w:type="gramEnd"/>
-      <w:r>
-        <w:rPr>
-          <w:rFonts w:asciiTheme="minorEastAsia" w:hAnsiTheme="minorEastAsia"/>
-        </w:rPr>
-        <w:t xml:space="preserve">香港身份證號碼 </w:t>
-      </w:r>
-      <w:proofErr w:type="gramStart"/>
-      <w:r>
-        <w:rPr>
-          <w:rFonts w:asciiTheme="minorEastAsia" w:hAnsiTheme="minorEastAsia"/>
-        </w:rPr>
-        <w:t>{{ beneficiaries</w:t>
-      </w:r>
-      <w:proofErr w:type="gramEnd"/>
-      <w:r>
-        <w:rPr>
-          <w:rFonts w:asciiTheme="minorEastAsia" w:hAnsiTheme="minorEastAsia"/>
-        </w:rPr>
-        <w:t>[0].</w:t>
-      </w:r>
-      <w:proofErr w:type="gramStart"/>
-      <w:r>
-        <w:rPr>
-          <w:rFonts w:asciiTheme="minorEastAsia" w:hAnsiTheme="minorEastAsia"/>
-        </w:rPr>
-        <w:t>id }</w:t>
-      </w:r>
-      <w:proofErr w:type="gramEnd"/>
-      <w:r>
-        <w:rPr>
-          <w:rFonts w:asciiTheme="minorEastAsia" w:hAnsiTheme="minorEastAsia"/>
-        </w:rPr>
-        <w:t>} 承受及享用。</w:t>
+        <w:t>除上述物業外，本人之全部遺產遺贈予 {{ beneficiaries[0].rel }}{{ beneficiaries[0].name }} ({{ beneficiaries[0].en_name }})，香港身份證號碼 {{ beneficiaries[0].id }} 承受及享用。</w:t>
       </w:r>
     </w:p>
     <w:p>
@@ -922,21 +264,7 @@
         <w:rPr>
           <w:rFonts w:asciiTheme="minorEastAsia" w:hAnsiTheme="minorEastAsia"/>
         </w:rPr>
-        <w:t>此</w:t>
-      </w:r>
-      <w:proofErr w:type="gramStart"/>
-      <w:r>
-        <w:rPr>
-          <w:rFonts w:asciiTheme="minorEastAsia" w:hAnsiTheme="minorEastAsia"/>
-        </w:rPr>
-        <w:t>囑</w:t>
-      </w:r>
-      <w:proofErr w:type="gramEnd"/>
-      <w:r>
-        <w:rPr>
-          <w:rFonts w:asciiTheme="minorEastAsia" w:hAnsiTheme="minorEastAsia"/>
-        </w:rPr>
-        <w:t>。</w:t>
+        <w:t>此囑。</w:t>
       </w:r>
     </w:p>
     <w:tbl>
@@ -1017,6 +345,14 @@
         </w:rPr>
         <w:t>______________________________</w:t>
       </w:r>
+      <w:r>
+        <w:rPr>
+          <w:rFonts w:asciiTheme="minorEastAsia" w:hAnsiTheme="minorEastAsia"/>
+          <w:b/>
+          <w:bCs/>
+        </w:rPr>
+        <w:t>_____</w:t>
+      </w:r>
     </w:p>
     <w:p>
       <w:pPr>
@@ -1029,21 +365,13 @@
         <w:rPr>
           <w:rFonts w:asciiTheme="minorEastAsia" w:hAnsiTheme="minorEastAsia"/>
         </w:rPr>
-        <w:t>立遺囑人： {{</w:t>
-      </w:r>
-      <w:proofErr w:type="spellStart"/>
-      <w:r>
-        <w:rPr>
-          <w:rFonts w:asciiTheme="minorEastAsia" w:hAnsiTheme="minorEastAsia"/>
-        </w:rPr>
-        <w:t>testator_name</w:t>
-      </w:r>
-      <w:proofErr w:type="spellEnd"/>
-      <w:r>
-        <w:rPr>
-          <w:rFonts w:asciiTheme="minorEastAsia" w:hAnsiTheme="minorEastAsia"/>
-        </w:rPr>
-        <w:t>}}</w:t>
+        <w:t>立遺囑人： {{testator_name}}</w:t>
+      </w:r>
+      <w:r>
+        <w:rPr>
+          <w:rFonts w:asciiTheme="minorEastAsia" w:hAnsiTheme="minorEastAsia"/>
+        </w:rPr>
+        <w:t>（{{testator_en_name}}）</w:t>
       </w:r>
     </w:p>
     <w:p>
@@ -1128,103 +456,19 @@
         <w:rPr>
           <w:rFonts w:asciiTheme="minorEastAsia" w:hAnsiTheme="minorEastAsia"/>
         </w:rPr>
-        <w:t>上開遺囑，經</w:t>
-      </w:r>
-      <w:proofErr w:type="gramStart"/>
-      <w:r>
-        <w:rPr>
-          <w:rFonts w:asciiTheme="minorEastAsia" w:hAnsiTheme="minorEastAsia"/>
-        </w:rPr>
-        <w:t>吾等在場見證</w:t>
-      </w:r>
-      <w:proofErr w:type="gramEnd"/>
-      <w:r>
-        <w:rPr>
-          <w:rFonts w:asciiTheme="minorEastAsia" w:hAnsiTheme="minorEastAsia"/>
-        </w:rPr>
-        <w:t>，由</w:t>
-      </w:r>
-      <w:r>
-        <w:rPr>
-          <w:rFonts w:asciiTheme="minorEastAsia" w:hAnsiTheme="minorEastAsia"/>
-        </w:rPr>
-        <w:t>{{</w:t>
-      </w:r>
-      <w:proofErr w:type="spellStart"/>
-      <w:r>
-        <w:rPr>
-          <w:rFonts w:asciiTheme="minorEastAsia" w:hAnsiTheme="minorEastAsia"/>
-        </w:rPr>
-        <w:t>testator_name</w:t>
-      </w:r>
-      <w:proofErr w:type="spellEnd"/>
-      <w:r>
-        <w:rPr>
-          <w:rFonts w:asciiTheme="minorEastAsia" w:hAnsiTheme="minorEastAsia"/>
-        </w:rPr>
-        <w:t>}}（{{</w:t>
-      </w:r>
-      <w:proofErr w:type="spellStart"/>
-      <w:r>
-        <w:rPr>
-          <w:rFonts w:asciiTheme="minorEastAsia" w:hAnsiTheme="minorEastAsia"/>
-        </w:rPr>
-        <w:t>testator_en_name</w:t>
-      </w:r>
-      <w:proofErr w:type="spellEnd"/>
-      <w:r>
-        <w:rPr>
-          <w:rFonts w:asciiTheme="minorEastAsia" w:hAnsiTheme="minorEastAsia"/>
-        </w:rPr>
-        <w:t>}}）</w:t>
-      </w:r>
-      <w:r>
-        <w:rPr>
-          <w:rFonts w:asciiTheme="minorEastAsia" w:hAnsiTheme="minorEastAsia"/>
-        </w:rPr>
-        <w:t>親自簽署，作為其最後</w:t>
-      </w:r>
-      <w:proofErr w:type="gramStart"/>
-      <w:r>
-        <w:rPr>
-          <w:rFonts w:asciiTheme="minorEastAsia" w:hAnsiTheme="minorEastAsia"/>
-        </w:rPr>
-        <w:t>囑</w:t>
-      </w:r>
-      <w:proofErr w:type="gramEnd"/>
-      <w:r>
-        <w:rPr>
-          <w:rFonts w:asciiTheme="minorEastAsia" w:hAnsiTheme="minorEastAsia"/>
-        </w:rPr>
-        <w:t>書；同時吾等應其所請，為之見證，於簽署名字作見證人時，</w:t>
-      </w:r>
-      <w:proofErr w:type="gramStart"/>
-      <w:r>
-        <w:rPr>
-          <w:rFonts w:asciiTheme="minorEastAsia" w:hAnsiTheme="minorEastAsia"/>
-        </w:rPr>
-        <w:t>該立遺囑</w:t>
-      </w:r>
-      <w:proofErr w:type="gramEnd"/>
-      <w:r>
-        <w:rPr>
-          <w:rFonts w:asciiTheme="minorEastAsia" w:hAnsiTheme="minorEastAsia"/>
-        </w:rPr>
-        <w:t>人與吾等二人均</w:t>
-      </w:r>
-      <w:proofErr w:type="gramStart"/>
-      <w:r>
-        <w:rPr>
-          <w:rFonts w:asciiTheme="minorEastAsia" w:hAnsiTheme="minorEastAsia"/>
-        </w:rPr>
-        <w:t>同時在場</w:t>
-      </w:r>
-      <w:proofErr w:type="gramEnd"/>
-      <w:r>
-        <w:rPr>
-          <w:rFonts w:asciiTheme="minorEastAsia" w:hAnsiTheme="minorEastAsia"/>
-        </w:rPr>
-        <w:t>，此證 。</w:t>
+        <w:t>上開遺囑，經吾等在場見證，由</w:t>
+      </w:r>
+      <w:r>
+        <w:rPr>
+          <w:rFonts w:asciiTheme="minorEastAsia" w:hAnsiTheme="minorEastAsia"/>
+        </w:rPr>
+        <w:t>{{testator_name}}（{{testator_en_name}}）</w:t>
+      </w:r>
+      <w:r>
+        <w:rPr>
+          <w:rFonts w:asciiTheme="minorEastAsia" w:hAnsiTheme="minorEastAsia"/>
+        </w:rPr>
+        <w:t>親自簽署，作為其最後囑書；同時吾等應其所請，為之見證，於簽署名字作見證人時，該立遺囑人與吾等二人均同時在場，此證 。</w:t>
       </w:r>
     </w:p>
     <w:p>
@@ -1655,7 +899,6 @@
         </w:rPr>
         <w:t xml:space="preserve"> </w:t>
       </w:r>
-      <w:proofErr w:type="gramStart"/>
       <w:r>
         <w:rPr>
           <w:rFonts w:asciiTheme="minorEastAsia" w:hAnsiTheme="minorEastAsia" w:hint="eastAsia"/>
@@ -1664,7 +907,6 @@
         </w:rPr>
         <w:t>囑</w:t>
       </w:r>
-      <w:proofErr w:type="gramEnd"/>
     </w:p>
     <w:p>
       <w:pPr>

--- a/Will_P_S.docx
+++ b/Will_P_S.docx
@@ -234,7 +234,13 @@
         <w:rPr>
           <w:rFonts w:asciiTheme="minorEastAsia" w:hAnsiTheme="minorEastAsia"/>
         </w:rPr>
-        <w:t>除上述物業外，本人之全部遺產遺贈予 {{ beneficiaries[0].rel }}{{ beneficiaries[0].name }} ({{ beneficiaries[0].en_name }})，香港身份證號碼 {{ beneficiaries[0].id }} 承受及享用。</w:t>
+        <w:t>最後將剩餘之財產將</w:t>
+      </w:r>
+      <w:r>
+        <w:rPr>
+          <w:rFonts w:asciiTheme="minorEastAsia" w:hAnsiTheme="minorEastAsia"/>
+        </w:rPr>
+        <w:t>全部贈予 {{ beneficiaries[0].rel }}{{ beneficiaries[0].name }} ({{ beneficiaries[0].en_name }})，香港身份證號碼 {{ beneficiaries[0].id }} 承受及享用。</w:t>
       </w:r>
     </w:p>
     <w:p>
